--- a/작업일지/1주차.docx
+++ b/작업일지/1주차.docx
@@ -207,6 +207,7 @@
                 <w:bCs/>
               </w:rPr>
             </w:pPr>
+            <w:proofErr w:type="spellStart"/>
             <w:r>
               <w:rPr>
                 <w:rFonts w:hint="eastAsia"/>
@@ -215,6 +216,7 @@
               </w:rPr>
               <w:t>팀명</w:t>
             </w:r>
+            <w:proofErr w:type="spellEnd"/>
           </w:p>
         </w:tc>
         <w:tc>
@@ -284,7 +286,21 @@
               <w:rPr>
                 <w:rFonts w:hint="eastAsia"/>
               </w:rPr>
-              <w:t xml:space="preserve"> 윤이하나(기획, </w:t>
+              <w:t xml:space="preserve"> </w:t>
+            </w:r>
+            <w:proofErr w:type="spellStart"/>
+            <w:r>
+              <w:rPr>
+                <w:rFonts w:hint="eastAsia"/>
+              </w:rPr>
+              <w:t>윤이하나</w:t>
+            </w:r>
+            <w:proofErr w:type="spellEnd"/>
+            <w:r>
+              <w:rPr>
+                <w:rFonts w:hint="eastAsia"/>
+              </w:rPr>
+              <w:t xml:space="preserve">(기획, </w:t>
             </w:r>
             <w:r>
               <w:rPr>
@@ -331,7 +347,6 @@
     <w:p>
       <w:pPr>
         <w:rPr>
-          <w:rFonts w:hint="eastAsia"/>
           <w:b/>
           <w:bCs/>
         </w:rPr>
@@ -420,7 +435,97 @@
               <w:rPr>
                 <w:rFonts w:hint="eastAsia"/>
               </w:rPr>
-              <w:t>- 기존 노션 기록을 워드 작업 일지에 작성하자. 공부한 것들, 심리 등 자유롭게 기록</w:t>
+              <w:t xml:space="preserve">- 기존 </w:t>
+            </w:r>
+            <w:proofErr w:type="spellStart"/>
+            <w:r>
+              <w:rPr>
+                <w:rFonts w:hint="eastAsia"/>
+              </w:rPr>
+              <w:t>노션</w:t>
+            </w:r>
+            <w:proofErr w:type="spellEnd"/>
+            <w:r>
+              <w:rPr>
+                <w:rFonts w:hint="eastAsia"/>
+              </w:rPr>
+              <w:t xml:space="preserve"> 기록을 워드 작업 일지에 작성하자. 공부한 것들, 심리 등 자유롭게 기록</w:t>
+            </w:r>
+          </w:p>
+          <w:p>
+            <w:r>
+              <w:rPr>
+                <w:rFonts w:hint="eastAsia"/>
+              </w:rPr>
+              <w:t xml:space="preserve">- </w:t>
+            </w:r>
+            <w:r>
+              <w:rPr>
+                <w:rFonts w:hint="eastAsia"/>
+              </w:rPr>
+              <w:t>(</w:t>
+            </w:r>
+            <w:r>
+              <w:rPr>
+                <w:rFonts w:hint="eastAsia"/>
+              </w:rPr>
+              <w:t>NC</w:t>
+            </w:r>
+            <w:r>
+              <w:rPr>
+                <w:rFonts w:hint="eastAsia"/>
+              </w:rPr>
+              <w:t>)</w:t>
+            </w:r>
+            <w:r>
+              <w:rPr>
+                <w:rFonts w:hint="eastAsia"/>
+              </w:rPr>
+              <w:t xml:space="preserve"> 채용 공고 맞춰서 공부</w:t>
+            </w:r>
+            <w:r>
+              <w:rPr>
+                <w:rFonts w:hint="eastAsia"/>
+              </w:rPr>
+              <w:t>하기</w:t>
+            </w:r>
+            <w:r>
+              <w:rPr>
+                <w:rFonts w:hint="eastAsia"/>
+              </w:rPr>
+              <w:t xml:space="preserve">, </w:t>
+            </w:r>
+            <w:r>
+              <w:rPr>
+                <w:rFonts w:hint="eastAsia"/>
+              </w:rPr>
+              <w:t>멀티 스레드를 넣을 수 있을까?</w:t>
+            </w:r>
+            <w:r>
+              <w:rPr>
+                <w:rFonts w:hint="eastAsia"/>
+              </w:rPr>
+              <w:t xml:space="preserve"> (하는 게 무조건 좋지만 </w:t>
+            </w:r>
+            <w:r>
+              <w:rPr>
+                <w:rFonts w:hint="eastAsia"/>
+              </w:rPr>
+              <w:t xml:space="preserve">어려운 </w:t>
+            </w:r>
+            <w:proofErr w:type="gramStart"/>
+            <w:r>
+              <w:rPr>
+                <w:rFonts w:hint="eastAsia"/>
+              </w:rPr>
+              <w:t>걸..</w:t>
+            </w:r>
+            <w:proofErr w:type="gramEnd"/>
+            <w:r>
+              <w:rPr>
+                <w:rFonts w:hint="eastAsia"/>
+              </w:rPr>
+              <w:t>)</w:t>
             </w:r>
           </w:p>
           <w:p>
@@ -433,43 +538,31 @@
               <w:rPr>
                 <w:rFonts w:hint="eastAsia"/>
               </w:rPr>
-              <w:t>- NC 채용 공고 맞춰서 공부</w:t>
-            </w:r>
-            <w:r>
-              <w:rPr>
-                <w:rFonts w:hint="eastAsia"/>
-              </w:rPr>
-              <w:t>하기</w:t>
-            </w:r>
-            <w:r>
-              <w:rPr>
-                <w:rFonts w:hint="eastAsia"/>
-              </w:rPr>
-              <w:t xml:space="preserve">, </w:t>
-            </w:r>
-            <w:r>
-              <w:rPr>
-                <w:rFonts w:hint="eastAsia"/>
-              </w:rPr>
-              <w:t>멀티 스레드를 넣을 수 있을까?</w:t>
-            </w:r>
-            <w:r>
-              <w:rPr>
-                <w:rFonts w:hint="eastAsia"/>
-              </w:rPr>
-              <w:t xml:space="preserve"> (하는 게 무조건 좋지만 </w:t>
-            </w:r>
-            <w:r>
-              <w:rPr>
-                <w:rFonts w:hint="eastAsia"/>
-              </w:rPr>
-              <w:t>어려운 걸.</w:t>
-            </w:r>
-            <w:r>
-              <w:rPr>
-                <w:rFonts w:hint="eastAsia"/>
-              </w:rPr>
-              <w:t>)</w:t>
+              <w:t xml:space="preserve">- </w:t>
+            </w:r>
+            <w:r>
+              <w:rPr>
+                <w:rFonts w:hint="eastAsia"/>
+              </w:rPr>
+              <w:t>클라이언트 Framework</w:t>
+            </w:r>
+            <w:r>
+              <w:rPr>
+                <w:rFonts w:hint="eastAsia"/>
+              </w:rPr>
+              <w:t xml:space="preserve"> 대략적인 초안 </w:t>
+            </w:r>
+            <w:r>
+              <w:rPr>
+                <w:rFonts w:hint="eastAsia"/>
+              </w:rPr>
+              <w:t>구조 작성</w:t>
+            </w:r>
+            <w:r>
+              <w:rPr>
+                <w:rFonts w:hint="eastAsia"/>
+              </w:rPr>
+              <w:t xml:space="preserve"> 완료</w:t>
             </w:r>
           </w:p>
         </w:tc>
@@ -479,7 +572,6 @@
     <w:p>
       <w:pPr>
         <w:rPr>
-          <w:rFonts w:hint="eastAsia"/>
           <w:bdr w:val="single" w:sz="4" w:space="0" w:color="auto"/>
         </w:rPr>
       </w:pPr>
@@ -530,6 +622,7 @@
                 <w:bCs/>
               </w:rPr>
             </w:pPr>
+            <w:proofErr w:type="spellStart"/>
             <w:r>
               <w:rPr>
                 <w:rFonts w:hint="eastAsia"/>
@@ -538,6 +631,7 @@
               </w:rPr>
               <w:t>윤이하나</w:t>
             </w:r>
+            <w:proofErr w:type="spellEnd"/>
           </w:p>
         </w:tc>
         <w:tc>
@@ -621,7 +715,6 @@
           <w:p>
             <w:pPr>
               <w:rPr>
-                <w:rFonts w:hint="eastAsia"/>
                 <w:b/>
                 <w:bCs/>
               </w:rPr>
@@ -657,11 +750,6 @@
             </w:r>
           </w:p>
           <w:p>
-            <w:pPr>
-              <w:rPr>
-                <w:rFonts w:hint="eastAsia"/>
-              </w:rPr>
-            </w:pPr>
             <w:r>
               <w:rPr>
                 <w:rFonts w:hint="eastAsia"/>
@@ -711,6 +799,7 @@
                 <w:bCs/>
               </w:rPr>
             </w:pPr>
+            <w:proofErr w:type="spellStart"/>
             <w:r>
               <w:rPr>
                 <w:rFonts w:hint="eastAsia"/>
@@ -719,6 +808,7 @@
               </w:rPr>
               <w:t>윤이하나</w:t>
             </w:r>
+            <w:proofErr w:type="spellEnd"/>
           </w:p>
         </w:tc>
         <w:tc>
@@ -808,6 +898,56 @@
     </w:sectPr>
   </w:body>
 </w:document>
+</file>
+
+<file path=word/endnotes.xml><?xml version="1.0" encoding="utf-8"?>
+<w:endnotes xmlns:wpc="http://schemas.microsoft.com/office/word/2010/wordprocessingCanvas" xmlns:cx="http://schemas.microsoft.com/office/drawing/2014/chartex" xmlns:cx1="http://schemas.microsoft.com/office/drawing/2015/9/8/chartex" xmlns:cx2="http://schemas.microsoft.com/office/drawing/2015/10/21/chartex" xmlns:cx3="http://schemas.microsoft.com/office/drawing/2016/5/9/chartex" xmlns:cx4="http://schemas.microsoft.com/office/drawing/2016/5/10/chartex" xmlns:cx5="http://schemas.microsoft.com/office/drawing/2016/5/11/chartex" xmlns:cx6="http://schemas.microsoft.com/office/drawing/2016/5/12/chartex" xmlns:cx7="http://schemas.microsoft.com/office/drawing/2016/5/13/chartex" xmlns:cx8="http://schemas.microsoft.com/office/drawing/2016/5/14/chartex" xmlns:mc="http://schemas.openxmlformats.org/markup-compatibility/2006" xmlns:aink="http://schemas.microsoft.com/office/drawing/2016/ink" xmlns:am3d="http://schemas.microsoft.com/office/drawing/2017/model3d" xmlns:o="urn:schemas-microsoft-com:office:office" xmlns:oel="http://schemas.microsoft.com/office/2019/extlst" xmlns:r="http://schemas.openxmlformats.org/officeDocument/2006/relationships" xmlns:m="http://schemas.openxmlformats.org/officeDocument/2006/math" xmlns:v="urn:schemas-microsoft-com:vml" xmlns:wp14="http://schemas.microsoft.com/office/word/2010/wordprocessingDrawing" xmlns:wp="http://schemas.openxmlformats.org/drawingml/2006/wordprocessingDrawing" xmlns:w10="urn:schemas-microsoft-com:office:word" xmlns:w="http://schemas.openxmlformats.org/wordprocessingml/2006/main" xmlns:w14="http://schemas.microsoft.com/office/word/2010/wordml" xmlns:w15="http://schemas.microsoft.com/office/word/2012/wordml" xmlns:w16cex="http://schemas.microsoft.com/office/word/2018/wordml/cex" xmlns:w16cid="http://schemas.microsoft.com/office/word/2016/wordml/cid" xmlns:w16="http://schemas.microsoft.com/office/word/2018/wordml" xmlns:w16du="http://schemas.microsoft.com/office/word/2023/wordml/word16du" xmlns:w16sdtdh="http://schemas.microsoft.com/office/word/2020/wordml/sdtdatahash" xmlns:w16sdtfl="http://schemas.microsoft.com/office/word/2024/wordml/sdtformatlock" xmlns:w16se="http://schemas.microsoft.com/office/word/2015/wordml/symex" xmlns:wpg="http://schemas.microsoft.com/office/word/2010/wordprocessingGroup" xmlns:wpi="http://schemas.microsoft.com/office/word/2010/wordprocessingInk" xmlns:wne="http://schemas.microsoft.com/office/word/2006/wordml" xmlns:wps="http://schemas.microsoft.com/office/word/2010/wordprocessingShape" mc:Ignorable="w14 w15 w16se w16cid w16 w16cex w16sdtdh w16sdtfl w16du wp14">
+  <w:endnote w:type="separator" w:id="-1">
+    <w:p>
+      <w:pPr>
+        <w:spacing w:after="0"/>
+      </w:pPr>
+      <w:r>
+        <w:separator/>
+      </w:r>
+    </w:p>
+  </w:endnote>
+  <w:endnote w:type="continuationSeparator" w:id="0">
+    <w:p>
+      <w:pPr>
+        <w:spacing w:after="0"/>
+      </w:pPr>
+      <w:r>
+        <w:continuationSeparator/>
+      </w:r>
+    </w:p>
+  </w:endnote>
+</w:endnotes>
+</file>
+
+<file path=word/footnotes.xml><?xml version="1.0" encoding="utf-8"?>
+<w:footnotes xmlns:wpc="http://schemas.microsoft.com/office/word/2010/wordprocessingCanvas" xmlns:cx="http://schemas.microsoft.com/office/drawing/2014/chartex" xmlns:cx1="http://schemas.microsoft.com/office/drawing/2015/9/8/chartex" xmlns:cx2="http://schemas.microsoft.com/office/drawing/2015/10/21/chartex" xmlns:cx3="http://schemas.microsoft.com/office/drawing/2016/5/9/chartex" xmlns:cx4="http://schemas.microsoft.com/office/drawing/2016/5/10/chartex" xmlns:cx5="http://schemas.microsoft.com/office/drawing/2016/5/11/chartex" xmlns:cx6="http://schemas.microsoft.com/office/drawing/2016/5/12/chartex" xmlns:cx7="http://schemas.microsoft.com/office/drawing/2016/5/13/chartex" xmlns:cx8="http://schemas.microsoft.com/office/drawing/2016/5/14/chartex" xmlns:mc="http://schemas.openxmlformats.org/markup-compatibility/2006" xmlns:aink="http://schemas.microsoft.com/office/drawing/2016/ink" xmlns:am3d="http://schemas.microsoft.com/office/drawing/2017/model3d" xmlns:o="urn:schemas-microsoft-com:office:office" xmlns:oel="http://schemas.microsoft.com/office/2019/extlst" xmlns:r="http://schemas.openxmlformats.org/officeDocument/2006/relationships" xmlns:m="http://schemas.openxmlformats.org/officeDocument/2006/math" xmlns:v="urn:schemas-microsoft-com:vml" xmlns:wp14="http://schemas.microsoft.com/office/word/2010/wordprocessingDrawing" xmlns:wp="http://schemas.openxmlformats.org/drawingml/2006/wordprocessingDrawing" xmlns:w10="urn:schemas-microsoft-com:office:word" xmlns:w="http://schemas.openxmlformats.org/wordprocessingml/2006/main" xmlns:w14="http://schemas.microsoft.com/office/word/2010/wordml" xmlns:w15="http://schemas.microsoft.com/office/word/2012/wordml" xmlns:w16cex="http://schemas.microsoft.com/office/word/2018/wordml/cex" xmlns:w16cid="http://schemas.microsoft.com/office/word/2016/wordml/cid" xmlns:w16="http://schemas.microsoft.com/office/word/2018/wordml" xmlns:w16du="http://schemas.microsoft.com/office/word/2023/wordml/word16du" xmlns:w16sdtdh="http://schemas.microsoft.com/office/word/2020/wordml/sdtdatahash" xmlns:w16sdtfl="http://schemas.microsoft.com/office/word/2024/wordml/sdtformatlock" xmlns:w16se="http://schemas.microsoft.com/office/word/2015/wordml/symex" xmlns:wpg="http://schemas.microsoft.com/office/word/2010/wordprocessingGroup" xmlns:wpi="http://schemas.microsoft.com/office/word/2010/wordprocessingInk" xmlns:wne="http://schemas.microsoft.com/office/word/2006/wordml" xmlns:wps="http://schemas.microsoft.com/office/word/2010/wordprocessingShape" mc:Ignorable="w14 w15 w16se w16cid w16 w16cex w16sdtdh w16sdtfl w16du wp14">
+  <w:footnote w:type="separator" w:id="-1">
+    <w:p>
+      <w:pPr>
+        <w:spacing w:after="0"/>
+      </w:pPr>
+      <w:r>
+        <w:separator/>
+      </w:r>
+    </w:p>
+  </w:footnote>
+  <w:footnote w:type="continuationSeparator" w:id="0">
+    <w:p>
+      <w:pPr>
+        <w:spacing w:after="0"/>
+      </w:pPr>
+      <w:r>
+        <w:continuationSeparator/>
+      </w:r>
+    </w:p>
+  </w:footnote>
+</w:footnotes>
 </file>
 
 <file path=word/numbering.xml><?xml version="1.0" encoding="utf-8"?>
@@ -3118,6 +3258,50 @@
       </w:tblBorders>
     </w:tblPr>
   </w:style>
+  <w:style w:type="paragraph" w:styleId="ab">
+    <w:name w:val="header"/>
+    <w:basedOn w:val="a"/>
+    <w:link w:val="Char3"/>
+    <w:uiPriority w:val="99"/>
+    <w:unhideWhenUsed/>
+    <w:rsid w:val="00181CF1"/>
+    <w:pPr>
+      <w:tabs>
+        <w:tab w:val="center" w:pos="4513"/>
+        <w:tab w:val="right" w:pos="9026"/>
+      </w:tabs>
+      <w:snapToGrid w:val="0"/>
+    </w:pPr>
+  </w:style>
+  <w:style w:type="character" w:customStyle="1" w:styleId="Char3">
+    <w:name w:val="머리글 Char"/>
+    <w:basedOn w:val="a0"/>
+    <w:link w:val="ab"/>
+    <w:uiPriority w:val="99"/>
+    <w:rsid w:val="00181CF1"/>
+  </w:style>
+  <w:style w:type="paragraph" w:styleId="ac">
+    <w:name w:val="footer"/>
+    <w:basedOn w:val="a"/>
+    <w:link w:val="Char4"/>
+    <w:uiPriority w:val="99"/>
+    <w:unhideWhenUsed/>
+    <w:rsid w:val="00181CF1"/>
+    <w:pPr>
+      <w:tabs>
+        <w:tab w:val="center" w:pos="4513"/>
+        <w:tab w:val="right" w:pos="9026"/>
+      </w:tabs>
+      <w:snapToGrid w:val="0"/>
+    </w:pPr>
+  </w:style>
+  <w:style w:type="character" w:customStyle="1" w:styleId="Char4">
+    <w:name w:val="바닥글 Char"/>
+    <w:basedOn w:val="a0"/>
+    <w:link w:val="ac"/>
+    <w:uiPriority w:val="99"/>
+    <w:rsid w:val="00181CF1"/>
+  </w:style>
 </w:styles>
 </file>
 

--- a/작업일지/1주차.docx
+++ b/작업일지/1주차.docx
@@ -337,7 +337,21 @@
               <w:rPr>
                 <w:rFonts w:hint="eastAsia"/>
               </w:rPr>
-              <w:t>2022182035 임채은(클라/서버)</w:t>
+              <w:t xml:space="preserve">2022182035 </w:t>
+            </w:r>
+            <w:proofErr w:type="spellStart"/>
+            <w:r>
+              <w:rPr>
+                <w:rFonts w:hint="eastAsia"/>
+              </w:rPr>
+              <w:t>임채은</w:t>
+            </w:r>
+            <w:proofErr w:type="spellEnd"/>
+            <w:r>
+              <w:rPr>
+                <w:rFonts w:hint="eastAsia"/>
+              </w:rPr>
+              <w:t>(클라/서버)</w:t>
             </w:r>
           </w:p>
         </w:tc>
@@ -529,11 +543,6 @@
             </w:r>
           </w:p>
           <w:p>
-            <w:pPr>
-              <w:rPr>
-                <w:rFonts w:hint="eastAsia"/>
-              </w:rPr>
-            </w:pPr>
             <w:r>
               <w:rPr>
                 <w:rFonts w:hint="eastAsia"/>
@@ -672,7 +681,19 @@
           <w:tcPr>
             <w:tcW w:w="7745" w:type="dxa"/>
           </w:tcPr>
-          <w:p/>
+          <w:p>
+            <w:pPr>
+              <w:rPr>
+                <w:rFonts w:hint="eastAsia"/>
+              </w:rPr>
+            </w:pPr>
+            <w:r>
+              <w:rPr>
+                <w:rFonts w:hint="eastAsia"/>
+              </w:rPr>
+              <w:t>-게임 서버 프로그래밍 교과서 학습</w:t>
+            </w:r>
+          </w:p>
         </w:tc>
       </w:tr>
       <w:tr>
@@ -687,6 +708,7 @@
                 <w:bCs/>
               </w:rPr>
             </w:pPr>
+            <w:proofErr w:type="spellStart"/>
             <w:r>
               <w:rPr>
                 <w:rFonts w:hint="eastAsia"/>
@@ -695,6 +717,7 @@
               </w:rPr>
               <w:t>임채은</w:t>
             </w:r>
+            <w:proofErr w:type="spellEnd"/>
           </w:p>
           <w:p>
             <w:pPr>
@@ -864,6 +887,7 @@
                 <w:bCs/>
               </w:rPr>
             </w:pPr>
+            <w:proofErr w:type="spellStart"/>
             <w:r>
               <w:rPr>
                 <w:rFonts w:hint="eastAsia"/>
@@ -872,6 +896,7 @@
               </w:rPr>
               <w:t>임채은</w:t>
             </w:r>
+            <w:proofErr w:type="spellEnd"/>
           </w:p>
         </w:tc>
         <w:tc>

--- a/작업일지/1주차.docx
+++ b/작업일지/1주차.docx
@@ -56,14 +56,14 @@
     <w:tbl>
       <w:tblPr>
         <w:tblStyle w:val="aa"/>
-        <w:tblW w:w="0" w:type="auto"/>
+        <w:tblW w:w="10768" w:type="dxa"/>
         <w:tblLook w:val="04A0" w:firstRow="1" w:lastRow="0" w:firstColumn="1" w:lastColumn="0" w:noHBand="0" w:noVBand="1"/>
       </w:tblPr>
       <w:tblGrid>
         <w:gridCol w:w="988"/>
         <w:gridCol w:w="1417"/>
         <w:gridCol w:w="992"/>
-        <w:gridCol w:w="5619"/>
+        <w:gridCol w:w="7371"/>
       </w:tblGrid>
       <w:tr>
         <w:tc>
@@ -128,7 +128,7 @@
         </w:tc>
         <w:tc>
           <w:tcPr>
-            <w:tcW w:w="5619" w:type="dxa"/>
+            <w:tcW w:w="7371" w:type="dxa"/>
           </w:tcPr>
           <w:p>
             <w:pPr>
@@ -207,7 +207,6 @@
                 <w:bCs/>
               </w:rPr>
             </w:pPr>
-            <w:proofErr w:type="spellStart"/>
             <w:r>
               <w:rPr>
                 <w:rFonts w:hint="eastAsia"/>
@@ -216,7 +215,6 @@
               </w:rPr>
               <w:t>팀명</w:t>
             </w:r>
-            <w:proofErr w:type="spellEnd"/>
           </w:p>
         </w:tc>
         <w:tc>
@@ -273,7 +271,7 @@
         </w:tc>
         <w:tc>
           <w:tcPr>
-            <w:tcW w:w="5619" w:type="dxa"/>
+            <w:tcW w:w="7371" w:type="dxa"/>
           </w:tcPr>
           <w:p>
             <w:pPr>
@@ -286,21 +284,7 @@
               <w:rPr>
                 <w:rFonts w:hint="eastAsia"/>
               </w:rPr>
-              <w:t xml:space="preserve"> </w:t>
-            </w:r>
-            <w:proofErr w:type="spellStart"/>
-            <w:r>
-              <w:rPr>
-                <w:rFonts w:hint="eastAsia"/>
-              </w:rPr>
-              <w:t>윤이하나</w:t>
-            </w:r>
-            <w:proofErr w:type="spellEnd"/>
-            <w:r>
-              <w:rPr>
-                <w:rFonts w:hint="eastAsia"/>
-              </w:rPr>
-              <w:t xml:space="preserve">(기획, </w:t>
+              <w:t xml:space="preserve"> 윤이하나(기획, </w:t>
             </w:r>
             <w:r>
               <w:rPr>
@@ -337,21 +321,7 @@
               <w:rPr>
                 <w:rFonts w:hint="eastAsia"/>
               </w:rPr>
-              <w:t xml:space="preserve">2022182035 </w:t>
-            </w:r>
-            <w:proofErr w:type="spellStart"/>
-            <w:r>
-              <w:rPr>
-                <w:rFonts w:hint="eastAsia"/>
-              </w:rPr>
-              <w:t>임채은</w:t>
-            </w:r>
-            <w:proofErr w:type="spellEnd"/>
-            <w:r>
-              <w:rPr>
-                <w:rFonts w:hint="eastAsia"/>
-              </w:rPr>
-              <w:t>(클라/서버)</w:t>
+              <w:t>2022182035 임채은(클라/서버)</w:t>
             </w:r>
           </w:p>
         </w:tc>
@@ -410,11 +380,11 @@
     <w:tbl>
       <w:tblPr>
         <w:tblStyle w:val="aa"/>
-        <w:tblW w:w="0" w:type="auto"/>
+        <w:tblW w:w="10768" w:type="dxa"/>
         <w:tblLook w:val="04A0" w:firstRow="1" w:lastRow="0" w:firstColumn="1" w:lastColumn="0" w:noHBand="0" w:noVBand="1"/>
       </w:tblPr>
       <w:tblGrid>
-        <w:gridCol w:w="9016"/>
+        <w:gridCol w:w="10768"/>
       </w:tblGrid>
       <w:tr>
         <w:trPr>
@@ -422,7 +392,7 @@
         </w:trPr>
         <w:tc>
           <w:tcPr>
-            <w:tcW w:w="9016" w:type="dxa"/>
+            <w:tcW w:w="10768" w:type="dxa"/>
           </w:tcPr>
           <w:p>
             <w:r>
@@ -449,21 +419,7 @@
               <w:rPr>
                 <w:rFonts w:hint="eastAsia"/>
               </w:rPr>
-              <w:t xml:space="preserve">- 기존 </w:t>
-            </w:r>
-            <w:proofErr w:type="spellStart"/>
-            <w:r>
-              <w:rPr>
-                <w:rFonts w:hint="eastAsia"/>
-              </w:rPr>
-              <w:t>노션</w:t>
-            </w:r>
-            <w:proofErr w:type="spellEnd"/>
-            <w:r>
-              <w:rPr>
-                <w:rFonts w:hint="eastAsia"/>
-              </w:rPr>
-              <w:t xml:space="preserve"> 기록을 워드 작업 일지에 작성하자. 공부한 것들, 심리 등 자유롭게 기록</w:t>
+              <w:t>- 기존 노션 기록을 워드 작업 일지에 작성하자. 공부한 것들, 심리 등 자유롭게 기록</w:t>
             </w:r>
           </w:p>
           <w:p>
@@ -525,16 +481,8 @@
               <w:rPr>
                 <w:rFonts w:hint="eastAsia"/>
               </w:rPr>
-              <w:t xml:space="preserve">어려운 </w:t>
-            </w:r>
-            <w:proofErr w:type="gramStart"/>
-            <w:r>
-              <w:rPr>
-                <w:rFonts w:hint="eastAsia"/>
-              </w:rPr>
-              <w:t>걸..</w:t>
-            </w:r>
-            <w:proofErr w:type="gramEnd"/>
+              <w:t>어려운 걸..</w:t>
+            </w:r>
             <w:r>
               <w:rPr>
                 <w:rFonts w:hint="eastAsia"/>
@@ -606,18 +554,18 @@
           <w:b/>
           <w:bCs/>
         </w:rPr>
-        <w:t>일 및 체크</w:t>
+        <w:t>일</w:t>
       </w:r>
     </w:p>
     <w:tbl>
       <w:tblPr>
         <w:tblStyle w:val="aa"/>
-        <w:tblW w:w="0" w:type="auto"/>
+        <w:tblW w:w="10768" w:type="dxa"/>
         <w:tblLook w:val="04A0" w:firstRow="1" w:lastRow="0" w:firstColumn="1" w:lastColumn="0" w:noHBand="0" w:noVBand="1"/>
       </w:tblPr>
       <w:tblGrid>
         <w:gridCol w:w="1271"/>
-        <w:gridCol w:w="7745"/>
+        <w:gridCol w:w="9497"/>
       </w:tblGrid>
       <w:tr>
         <w:tc>
@@ -631,7 +579,6 @@
                 <w:bCs/>
               </w:rPr>
             </w:pPr>
-            <w:proofErr w:type="spellStart"/>
             <w:r>
               <w:rPr>
                 <w:rFonts w:hint="eastAsia"/>
@@ -640,12 +587,11 @@
               </w:rPr>
               <w:t>윤이하나</w:t>
             </w:r>
-            <w:proofErr w:type="spellEnd"/>
           </w:p>
         </w:tc>
         <w:tc>
           <w:tcPr>
-            <w:tcW w:w="7745" w:type="dxa"/>
+            <w:tcW w:w="9497" w:type="dxa"/>
           </w:tcPr>
           <w:p>
             <w:pPr>
@@ -679,14 +625,9 @@
         </w:tc>
         <w:tc>
           <w:tcPr>
-            <w:tcW w:w="7745" w:type="dxa"/>
+            <w:tcW w:w="9497" w:type="dxa"/>
           </w:tcPr>
           <w:p>
-            <w:pPr>
-              <w:rPr>
-                <w:rFonts w:hint="eastAsia"/>
-              </w:rPr>
-            </w:pPr>
             <w:r>
               <w:rPr>
                 <w:rFonts w:hint="eastAsia"/>
@@ -708,7 +649,6 @@
                 <w:bCs/>
               </w:rPr>
             </w:pPr>
-            <w:proofErr w:type="spellStart"/>
             <w:r>
               <w:rPr>
                 <w:rFonts w:hint="eastAsia"/>
@@ -717,7 +657,6 @@
               </w:rPr>
               <w:t>임채은</w:t>
             </w:r>
-            <w:proofErr w:type="spellEnd"/>
           </w:p>
           <w:p>
             <w:pPr>
@@ -746,7 +685,7 @@
         </w:tc>
         <w:tc>
           <w:tcPr>
-            <w:tcW w:w="7745" w:type="dxa"/>
+            <w:tcW w:w="9497" w:type="dxa"/>
           </w:tcPr>
           <w:p>
             <w:r>
@@ -803,12 +742,12 @@
     <w:tbl>
       <w:tblPr>
         <w:tblStyle w:val="aa"/>
-        <w:tblW w:w="0" w:type="auto"/>
+        <w:tblW w:w="10768" w:type="dxa"/>
         <w:tblLook w:val="04A0" w:firstRow="1" w:lastRow="0" w:firstColumn="1" w:lastColumn="0" w:noHBand="0" w:noVBand="1"/>
       </w:tblPr>
       <w:tblGrid>
         <w:gridCol w:w="1271"/>
-        <w:gridCol w:w="7745"/>
+        <w:gridCol w:w="9497"/>
       </w:tblGrid>
       <w:tr>
         <w:tc>
@@ -822,7 +761,6 @@
                 <w:bCs/>
               </w:rPr>
             </w:pPr>
-            <w:proofErr w:type="spellStart"/>
             <w:r>
               <w:rPr>
                 <w:rFonts w:hint="eastAsia"/>
@@ -831,12 +769,11 @@
               </w:rPr>
               <w:t>윤이하나</w:t>
             </w:r>
-            <w:proofErr w:type="spellEnd"/>
           </w:p>
         </w:tc>
         <w:tc>
           <w:tcPr>
-            <w:tcW w:w="7745" w:type="dxa"/>
+            <w:tcW w:w="9497" w:type="dxa"/>
           </w:tcPr>
           <w:p>
             <w:pPr>
@@ -870,7 +807,7 @@
         </w:tc>
         <w:tc>
           <w:tcPr>
-            <w:tcW w:w="7745" w:type="dxa"/>
+            <w:tcW w:w="9497" w:type="dxa"/>
           </w:tcPr>
           <w:p/>
         </w:tc>
@@ -887,7 +824,6 @@
                 <w:bCs/>
               </w:rPr>
             </w:pPr>
-            <w:proofErr w:type="spellStart"/>
             <w:r>
               <w:rPr>
                 <w:rFonts w:hint="eastAsia"/>
@@ -896,14 +832,319 @@
               </w:rPr>
               <w:t>임채은</w:t>
             </w:r>
-            <w:proofErr w:type="spellEnd"/>
           </w:p>
         </w:tc>
         <w:tc>
           <w:tcPr>
-            <w:tcW w:w="7745" w:type="dxa"/>
+            <w:tcW w:w="9497" w:type="dxa"/>
           </w:tcPr>
+          <w:p>
+            <w:r>
+              <w:rPr>
+                <w:rFonts w:hint="eastAsia"/>
+              </w:rPr>
+              <w:t>- PPT 자료만으로 이해가 잘 안 되어 &lt;DirectX12를 이용한 3D 게임 프로그래밍 입문&gt; 책을 구입했다. 책이 너무 두껍지만 방학 끝물인 지금부터 쭉 정독하며 공</w:t>
+            </w:r>
+            <w:r>
+              <w:rPr>
+                <w:rFonts w:hint="eastAsia"/>
+              </w:rPr>
+              <w:t>부하려고 한다</w:t>
+            </w:r>
+            <w:r>
+              <w:rPr>
+                <w:rFonts w:hint="eastAsia"/>
+              </w:rPr>
+              <w:t xml:space="preserve">. 기초 필수 수학 파트는 넘기고 챕터 4부터 정독하고 있다. 다음 주부터 양을 정해서 학습할 예정이다. </w:t>
+            </w:r>
+          </w:p>
+          <w:p>
+            <w:r>
+              <w:rPr>
+                <w:rFonts w:hint="eastAsia"/>
+              </w:rPr>
+              <w:t xml:space="preserve">- 따라하기 15(Terrain), 16(절두체 컬링), 17(마우스 픽킹) </w:t>
+            </w:r>
+            <w:r>
+              <w:rPr>
+                <w:rFonts w:hint="eastAsia"/>
+              </w:rPr>
+              <w:t>완료했다. 15는 새로운 프로젝트에, 16과 17은 기존 프로젝트에 작성했다.</w:t>
+            </w:r>
+          </w:p>
+          <w:p>
+            <w:r>
+              <w:rPr>
+                <w:rFonts w:hint="eastAsia"/>
+              </w:rPr>
+              <w:t xml:space="preserve">- 벽, 바닥, 플레이어의 색을 </w:t>
+            </w:r>
+            <w:r>
+              <w:t>CCubeMeshDiffused</w:t>
+            </w:r>
+            <w:r>
+              <w:rPr>
+                <w:rFonts w:hint="eastAsia"/>
+              </w:rPr>
+              <w:t xml:space="preserve"> 생성자에서 변경했다. </w:t>
+            </w:r>
+            <w:r>
+              <w:t>M</w:t>
+            </w:r>
+            <w:r>
+              <w:rPr>
+                <w:rFonts w:hint="eastAsia"/>
+              </w:rPr>
+              <w:t>esh의 색을 생성자의 매개변수로 입력 받아 색을 바꿨다.</w:t>
+            </w:r>
+          </w:p>
+          <w:p>
+            <w:r>
+              <w:rPr>
+                <w:noProof/>
+              </w:rPr>
+              <w:lastRenderedPageBreak/>
+              <w:drawing>
+                <wp:inline distT="0" distB="0" distL="0" distR="0" wp14:anchorId="135555CA" wp14:editId="636844EE">
+                  <wp:extent cx="5732891" cy="2137290"/>
+                  <wp:effectExtent l="0" t="0" r="1270" b="0"/>
+                  <wp:docPr id="1034416516" name="그림 6"/>
+                  <wp:cNvGraphicFramePr>
+                    <a:graphicFrameLocks xmlns:a="http://schemas.openxmlformats.org/drawingml/2006/main" noChangeAspect="1"/>
+                  </wp:cNvGraphicFramePr>
+                  <a:graphic xmlns:a="http://schemas.openxmlformats.org/drawingml/2006/main">
+                    <a:graphicData uri="http://schemas.openxmlformats.org/drawingml/2006/picture">
+                      <pic:pic xmlns:pic="http://schemas.openxmlformats.org/drawingml/2006/picture">
+                        <pic:nvPicPr>
+                          <pic:cNvPr id="0" name="Picture 20"/>
+                          <pic:cNvPicPr>
+                            <a:picLocks noChangeAspect="1" noChangeArrowheads="1"/>
+                          </pic:cNvPicPr>
+                        </pic:nvPicPr>
+                        <pic:blipFill>
+                          <a:blip r:embed="rId7">
+                            <a:extLst>
+                              <a:ext uri="{28A0092B-C50C-407E-A947-70E740481C1C}">
+                                <a14:useLocalDpi xmlns:a14="http://schemas.microsoft.com/office/drawing/2010/main" val="0"/>
+                              </a:ext>
+                            </a:extLst>
+                          </a:blip>
+                          <a:srcRect/>
+                          <a:stretch>
+                            <a:fillRect/>
+                          </a:stretch>
+                        </pic:blipFill>
+                        <pic:spPr bwMode="auto">
+                          <a:xfrm>
+                            <a:off x="0" y="0"/>
+                            <a:ext cx="5753912" cy="2145127"/>
+                          </a:xfrm>
+                          <a:prstGeom prst="rect">
+                            <a:avLst/>
+                          </a:prstGeom>
+                          <a:noFill/>
+                          <a:ln>
+                            <a:noFill/>
+                          </a:ln>
+                        </pic:spPr>
+                      </pic:pic>
+                    </a:graphicData>
+                  </a:graphic>
+                </wp:inline>
+              </w:drawing>
+            </w:r>
+          </w:p>
+          <w:p>
+            <w:r>
+              <w:rPr>
+                <w:rFonts w:hint="eastAsia"/>
+              </w:rPr>
+              <w:t>한 색상으로 큐브 8개의 정점을 설정하니 입체감이 느껴지지 않아 각 정점의 색을 조금씩 다르게 설정했다.</w:t>
+            </w:r>
+          </w:p>
+          <w:p>
+            <w:pPr>
+              <w:pStyle w:val="a6"/>
+              <w:ind w:left="800"/>
+            </w:pPr>
+            <w:r>
+              <w:rPr>
+                <w:noProof/>
+              </w:rPr>
+              <w:drawing>
+                <wp:inline distT="0" distB="0" distL="0" distR="0" wp14:anchorId="4FC69D4F" wp14:editId="7692491F">
+                  <wp:extent cx="2472856" cy="1948751"/>
+                  <wp:effectExtent l="0" t="0" r="3810" b="0"/>
+                  <wp:docPr id="888733110" name="그림 2"/>
+                  <wp:cNvGraphicFramePr>
+                    <a:graphicFrameLocks xmlns:a="http://schemas.openxmlformats.org/drawingml/2006/main" noChangeAspect="1"/>
+                  </wp:cNvGraphicFramePr>
+                  <a:graphic xmlns:a="http://schemas.openxmlformats.org/drawingml/2006/main">
+                    <a:graphicData uri="http://schemas.openxmlformats.org/drawingml/2006/picture">
+                      <pic:pic xmlns:pic="http://schemas.openxmlformats.org/drawingml/2006/picture">
+                        <pic:nvPicPr>
+                          <pic:cNvPr id="0" name="Picture 6"/>
+                          <pic:cNvPicPr>
+                            <a:picLocks noChangeAspect="1" noChangeArrowheads="1"/>
+                          </pic:cNvPicPr>
+                        </pic:nvPicPr>
+                        <pic:blipFill>
+                          <a:blip r:embed="rId8" cstate="print">
+                            <a:extLst>
+                              <a:ext uri="{28A0092B-C50C-407E-A947-70E740481C1C}">
+                                <a14:useLocalDpi xmlns:a14="http://schemas.microsoft.com/office/drawing/2010/main" val="0"/>
+                              </a:ext>
+                            </a:extLst>
+                          </a:blip>
+                          <a:srcRect/>
+                          <a:stretch>
+                            <a:fillRect/>
+                          </a:stretch>
+                        </pic:blipFill>
+                        <pic:spPr bwMode="auto">
+                          <a:xfrm>
+                            <a:off x="0" y="0"/>
+                            <a:ext cx="2472856" cy="1948751"/>
+                          </a:xfrm>
+                          <a:prstGeom prst="rect">
+                            <a:avLst/>
+                          </a:prstGeom>
+                          <a:noFill/>
+                          <a:ln>
+                            <a:noFill/>
+                          </a:ln>
+                        </pic:spPr>
+                      </pic:pic>
+                    </a:graphicData>
+                  </a:graphic>
+                </wp:inline>
+              </w:drawing>
+            </w:r>
+            <w:r>
+              <w:rPr>
+                <w:noProof/>
+              </w:rPr>
+              <w:drawing>
+                <wp:inline distT="0" distB="0" distL="0" distR="0" wp14:anchorId="1A013304" wp14:editId="5B6CC36E">
+                  <wp:extent cx="2472855" cy="1948680"/>
+                  <wp:effectExtent l="0" t="0" r="3810" b="0"/>
+                  <wp:docPr id="2085130875" name="그림 4"/>
+                  <wp:cNvGraphicFramePr>
+                    <a:graphicFrameLocks xmlns:a="http://schemas.openxmlformats.org/drawingml/2006/main" noChangeAspect="1"/>
+                  </wp:cNvGraphicFramePr>
+                  <a:graphic xmlns:a="http://schemas.openxmlformats.org/drawingml/2006/main">
+                    <a:graphicData uri="http://schemas.openxmlformats.org/drawingml/2006/picture">
+                      <pic:pic xmlns:pic="http://schemas.openxmlformats.org/drawingml/2006/picture">
+                        <pic:nvPicPr>
+                          <pic:cNvPr id="0" name="Picture 13"/>
+                          <pic:cNvPicPr>
+                            <a:picLocks noChangeAspect="1" noChangeArrowheads="1"/>
+                          </pic:cNvPicPr>
+                        </pic:nvPicPr>
+                        <pic:blipFill>
+                          <a:blip r:embed="rId9" cstate="print">
+                            <a:extLst>
+                              <a:ext uri="{28A0092B-C50C-407E-A947-70E740481C1C}">
+                                <a14:useLocalDpi xmlns:a14="http://schemas.microsoft.com/office/drawing/2010/main" val="0"/>
+                              </a:ext>
+                            </a:extLst>
+                          </a:blip>
+                          <a:srcRect/>
+                          <a:stretch>
+                            <a:fillRect/>
+                          </a:stretch>
+                        </pic:blipFill>
+                        <pic:spPr bwMode="auto">
+                          <a:xfrm>
+                            <a:off x="0" y="0"/>
+                            <a:ext cx="2472855" cy="1948680"/>
+                          </a:xfrm>
+                          <a:prstGeom prst="rect">
+                            <a:avLst/>
+                          </a:prstGeom>
+                          <a:noFill/>
+                          <a:ln>
+                            <a:noFill/>
+                          </a:ln>
+                        </pic:spPr>
+                      </pic:pic>
+                    </a:graphicData>
+                  </a:graphic>
+                </wp:inline>
+              </w:drawing>
+            </w:r>
+          </w:p>
+          <w:p>
+            <w:pPr>
+              <w:pStyle w:val="a6"/>
+              <w:ind w:left="800"/>
+            </w:pPr>
+          </w:p>
+          <w:p>
+            <w:r>
+              <w:rPr>
+                <w:rFonts w:hint="eastAsia"/>
+              </w:rPr>
+              <w:t>- 마우스 입력으로 3인칭에서 플레이어의 x축 기준 회전을 추가했다. (기존에는 스페이스-쉽 카메라에서만 x축 회전이 되었</w:t>
+            </w:r>
+            <w:r>
+              <w:rPr>
+                <w:rFonts w:hint="eastAsia"/>
+              </w:rPr>
+              <w:t>고 3인칭 카메라는 회전을 막아놨음</w:t>
+            </w:r>
+            <w:r>
+              <w:rPr>
+                <w:rFonts w:hint="eastAsia"/>
+              </w:rPr>
+              <w:t>)</w:t>
+            </w:r>
+          </w:p>
           <w:p/>
+          <w:p>
+            <w:r>
+              <w:rPr>
+                <w:rFonts w:hint="eastAsia"/>
+              </w:rPr>
+              <w:t>회고) 이번 주는 갑작스럽게 약속이 3일 연속으로 잡혀서 공부할 시간이 부족했다. 다음 주부터는 다렉 공부에 전념해야겠다. (서버 공부도 해야</w:t>
+            </w:r>
+            <w:r>
+              <w:rPr>
+                <w:rFonts w:hint="eastAsia"/>
+              </w:rPr>
+              <w:t xml:space="preserve"> </w:t>
+            </w:r>
+            <w:r>
+              <w:rPr>
+                <w:rFonts w:hint="eastAsia"/>
+              </w:rPr>
+              <w:t>되는데</w:t>
+            </w:r>
+            <w:r>
+              <w:rPr>
+                <w:rFonts w:hint="eastAsia"/>
+              </w:rPr>
+              <w:t>..</w:t>
+            </w:r>
+            <w:r>
+              <w:rPr>
+                <w:rFonts w:hint="eastAsia"/>
+              </w:rPr>
+              <w:t>?</w:t>
+            </w:r>
+            <w:r>
+              <w:rPr>
+                <w:rFonts w:hint="eastAsia"/>
+              </w:rPr>
+              <w:t xml:space="preserve"> 같이 해야지</w:t>
+            </w:r>
+            <w:r>
+              <w:rPr>
+                <w:rFonts w:hint="eastAsia"/>
+              </w:rPr>
+              <w:t>)</w:t>
+            </w:r>
+          </w:p>
         </w:tc>
       </w:tr>
     </w:tbl>
@@ -917,7 +1158,7 @@
     </w:p>
     <w:sectPr>
       <w:pgSz w:w="11906" w:h="16838"/>
-      <w:pgMar w:top="1701" w:right="1440" w:bottom="1440" w:left="1440" w:header="851" w:footer="992" w:gutter="0"/>
+      <w:pgMar w:top="567" w:right="567" w:bottom="567" w:left="567" w:header="851" w:footer="992" w:gutter="0"/>
       <w:cols w:space="425"/>
       <w:docGrid w:linePitch="360"/>
     </w:sectPr>
@@ -1091,6 +1332,118 @@
     </w:lvl>
   </w:abstractNum>
   <w:abstractNum w:abstractNumId="1" w15:restartNumberingAfterBreak="0">
+    <w:nsid w:val="0D1D3666"/>
+    <w:multiLevelType w:val="hybridMultilevel"/>
+    <w:tmpl w:val="6D2CA8DE"/>
+    <w:lvl w:ilvl="0" w:tplc="CC50BDDE">
+      <w:numFmt w:val="bullet"/>
+      <w:lvlText w:val="-"/>
+      <w:lvlJc w:val="left"/>
+      <w:pPr>
+        <w:ind w:left="800" w:hanging="360"/>
+      </w:pPr>
+      <w:rPr>
+        <w:rFonts w:ascii="맑은 고딕" w:eastAsia="맑은 고딕" w:hAnsi="맑은 고딕" w:cstheme="minorBidi" w:hint="eastAsia"/>
+      </w:rPr>
+    </w:lvl>
+    <w:lvl w:ilvl="1" w:tplc="04090003" w:tentative="1">
+      <w:start w:val="1"/>
+      <w:numFmt w:val="bullet"/>
+      <w:lvlText w:val=""/>
+      <w:lvlJc w:val="left"/>
+      <w:pPr>
+        <w:ind w:left="1320" w:hanging="440"/>
+      </w:pPr>
+      <w:rPr>
+        <w:rFonts w:ascii="Wingdings" w:hAnsi="Wingdings" w:hint="default"/>
+      </w:rPr>
+    </w:lvl>
+    <w:lvl w:ilvl="2" w:tplc="04090005" w:tentative="1">
+      <w:start w:val="1"/>
+      <w:numFmt w:val="bullet"/>
+      <w:lvlText w:val=""/>
+      <w:lvlJc w:val="left"/>
+      <w:pPr>
+        <w:ind w:left="1760" w:hanging="440"/>
+      </w:pPr>
+      <w:rPr>
+        <w:rFonts w:ascii="Wingdings" w:hAnsi="Wingdings" w:hint="default"/>
+      </w:rPr>
+    </w:lvl>
+    <w:lvl w:ilvl="3" w:tplc="04090001" w:tentative="1">
+      <w:start w:val="1"/>
+      <w:numFmt w:val="bullet"/>
+      <w:lvlText w:val=""/>
+      <w:lvlJc w:val="left"/>
+      <w:pPr>
+        <w:ind w:left="2200" w:hanging="440"/>
+      </w:pPr>
+      <w:rPr>
+        <w:rFonts w:ascii="Wingdings" w:hAnsi="Wingdings" w:hint="default"/>
+      </w:rPr>
+    </w:lvl>
+    <w:lvl w:ilvl="4" w:tplc="04090003" w:tentative="1">
+      <w:start w:val="1"/>
+      <w:numFmt w:val="bullet"/>
+      <w:lvlText w:val=""/>
+      <w:lvlJc w:val="left"/>
+      <w:pPr>
+        <w:ind w:left="2640" w:hanging="440"/>
+      </w:pPr>
+      <w:rPr>
+        <w:rFonts w:ascii="Wingdings" w:hAnsi="Wingdings" w:hint="default"/>
+      </w:rPr>
+    </w:lvl>
+    <w:lvl w:ilvl="5" w:tplc="04090005" w:tentative="1">
+      <w:start w:val="1"/>
+      <w:numFmt w:val="bullet"/>
+      <w:lvlText w:val=""/>
+      <w:lvlJc w:val="left"/>
+      <w:pPr>
+        <w:ind w:left="3080" w:hanging="440"/>
+      </w:pPr>
+      <w:rPr>
+        <w:rFonts w:ascii="Wingdings" w:hAnsi="Wingdings" w:hint="default"/>
+      </w:rPr>
+    </w:lvl>
+    <w:lvl w:ilvl="6" w:tplc="04090001" w:tentative="1">
+      <w:start w:val="1"/>
+      <w:numFmt w:val="bullet"/>
+      <w:lvlText w:val=""/>
+      <w:lvlJc w:val="left"/>
+      <w:pPr>
+        <w:ind w:left="3520" w:hanging="440"/>
+      </w:pPr>
+      <w:rPr>
+        <w:rFonts w:ascii="Wingdings" w:hAnsi="Wingdings" w:hint="default"/>
+      </w:rPr>
+    </w:lvl>
+    <w:lvl w:ilvl="7" w:tplc="04090003" w:tentative="1">
+      <w:start w:val="1"/>
+      <w:numFmt w:val="bullet"/>
+      <w:lvlText w:val=""/>
+      <w:lvlJc w:val="left"/>
+      <w:pPr>
+        <w:ind w:left="3960" w:hanging="440"/>
+      </w:pPr>
+      <w:rPr>
+        <w:rFonts w:ascii="Wingdings" w:hAnsi="Wingdings" w:hint="default"/>
+      </w:rPr>
+    </w:lvl>
+    <w:lvl w:ilvl="8" w:tplc="04090005" w:tentative="1">
+      <w:start w:val="1"/>
+      <w:numFmt w:val="bullet"/>
+      <w:lvlText w:val=""/>
+      <w:lvlJc w:val="left"/>
+      <w:pPr>
+        <w:ind w:left="4400" w:hanging="440"/>
+      </w:pPr>
+      <w:rPr>
+        <w:rFonts w:ascii="Wingdings" w:hAnsi="Wingdings" w:hint="default"/>
+      </w:rPr>
+    </w:lvl>
+  </w:abstractNum>
+  <w:abstractNum w:abstractNumId="2" w15:restartNumberingAfterBreak="0">
     <w:nsid w:val="19811F58"/>
     <w:multiLevelType w:val="hybridMultilevel"/>
     <w:tmpl w:val="6F629ACA"/>
@@ -1203,7 +1556,7 @@
       </w:rPr>
     </w:lvl>
   </w:abstractNum>
-  <w:abstractNum w:abstractNumId="2" w15:restartNumberingAfterBreak="0">
+  <w:abstractNum w:abstractNumId="3" w15:restartNumberingAfterBreak="0">
     <w:nsid w:val="1A3D51DD"/>
     <w:multiLevelType w:val="hybridMultilevel"/>
     <w:tmpl w:val="AB6AAB92"/>
@@ -1316,7 +1669,119 @@
       </w:rPr>
     </w:lvl>
   </w:abstractNum>
-  <w:abstractNum w:abstractNumId="3" w15:restartNumberingAfterBreak="0">
+  <w:abstractNum w:abstractNumId="4" w15:restartNumberingAfterBreak="0">
+    <w:nsid w:val="1B1F2740"/>
+    <w:multiLevelType w:val="hybridMultilevel"/>
+    <w:tmpl w:val="989290C0"/>
+    <w:lvl w:ilvl="0" w:tplc="947604AC">
+      <w:numFmt w:val="bullet"/>
+      <w:lvlText w:val="-"/>
+      <w:lvlJc w:val="left"/>
+      <w:pPr>
+        <w:ind w:left="800" w:hanging="360"/>
+      </w:pPr>
+      <w:rPr>
+        <w:rFonts w:ascii="맑은 고딕" w:eastAsia="맑은 고딕" w:hAnsi="맑은 고딕" w:cstheme="minorBidi" w:hint="eastAsia"/>
+      </w:rPr>
+    </w:lvl>
+    <w:lvl w:ilvl="1" w:tplc="04090003" w:tentative="1">
+      <w:start w:val="1"/>
+      <w:numFmt w:val="bullet"/>
+      <w:lvlText w:val=""/>
+      <w:lvlJc w:val="left"/>
+      <w:pPr>
+        <w:ind w:left="1320" w:hanging="440"/>
+      </w:pPr>
+      <w:rPr>
+        <w:rFonts w:ascii="Wingdings" w:hAnsi="Wingdings" w:hint="default"/>
+      </w:rPr>
+    </w:lvl>
+    <w:lvl w:ilvl="2" w:tplc="04090005" w:tentative="1">
+      <w:start w:val="1"/>
+      <w:numFmt w:val="bullet"/>
+      <w:lvlText w:val=""/>
+      <w:lvlJc w:val="left"/>
+      <w:pPr>
+        <w:ind w:left="1760" w:hanging="440"/>
+      </w:pPr>
+      <w:rPr>
+        <w:rFonts w:ascii="Wingdings" w:hAnsi="Wingdings" w:hint="default"/>
+      </w:rPr>
+    </w:lvl>
+    <w:lvl w:ilvl="3" w:tplc="04090001" w:tentative="1">
+      <w:start w:val="1"/>
+      <w:numFmt w:val="bullet"/>
+      <w:lvlText w:val=""/>
+      <w:lvlJc w:val="left"/>
+      <w:pPr>
+        <w:ind w:left="2200" w:hanging="440"/>
+      </w:pPr>
+      <w:rPr>
+        <w:rFonts w:ascii="Wingdings" w:hAnsi="Wingdings" w:hint="default"/>
+      </w:rPr>
+    </w:lvl>
+    <w:lvl w:ilvl="4" w:tplc="04090003" w:tentative="1">
+      <w:start w:val="1"/>
+      <w:numFmt w:val="bullet"/>
+      <w:lvlText w:val=""/>
+      <w:lvlJc w:val="left"/>
+      <w:pPr>
+        <w:ind w:left="2640" w:hanging="440"/>
+      </w:pPr>
+      <w:rPr>
+        <w:rFonts w:ascii="Wingdings" w:hAnsi="Wingdings" w:hint="default"/>
+      </w:rPr>
+    </w:lvl>
+    <w:lvl w:ilvl="5" w:tplc="04090005" w:tentative="1">
+      <w:start w:val="1"/>
+      <w:numFmt w:val="bullet"/>
+      <w:lvlText w:val=""/>
+      <w:lvlJc w:val="left"/>
+      <w:pPr>
+        <w:ind w:left="3080" w:hanging="440"/>
+      </w:pPr>
+      <w:rPr>
+        <w:rFonts w:ascii="Wingdings" w:hAnsi="Wingdings" w:hint="default"/>
+      </w:rPr>
+    </w:lvl>
+    <w:lvl w:ilvl="6" w:tplc="04090001" w:tentative="1">
+      <w:start w:val="1"/>
+      <w:numFmt w:val="bullet"/>
+      <w:lvlText w:val=""/>
+      <w:lvlJc w:val="left"/>
+      <w:pPr>
+        <w:ind w:left="3520" w:hanging="440"/>
+      </w:pPr>
+      <w:rPr>
+        <w:rFonts w:ascii="Wingdings" w:hAnsi="Wingdings" w:hint="default"/>
+      </w:rPr>
+    </w:lvl>
+    <w:lvl w:ilvl="7" w:tplc="04090003" w:tentative="1">
+      <w:start w:val="1"/>
+      <w:numFmt w:val="bullet"/>
+      <w:lvlText w:val=""/>
+      <w:lvlJc w:val="left"/>
+      <w:pPr>
+        <w:ind w:left="3960" w:hanging="440"/>
+      </w:pPr>
+      <w:rPr>
+        <w:rFonts w:ascii="Wingdings" w:hAnsi="Wingdings" w:hint="default"/>
+      </w:rPr>
+    </w:lvl>
+    <w:lvl w:ilvl="8" w:tplc="04090005" w:tentative="1">
+      <w:start w:val="1"/>
+      <w:numFmt w:val="bullet"/>
+      <w:lvlText w:val=""/>
+      <w:lvlJc w:val="left"/>
+      <w:pPr>
+        <w:ind w:left="4400" w:hanging="440"/>
+      </w:pPr>
+      <w:rPr>
+        <w:rFonts w:ascii="Wingdings" w:hAnsi="Wingdings" w:hint="default"/>
+      </w:rPr>
+    </w:lvl>
+  </w:abstractNum>
+  <w:abstractNum w:abstractNumId="5" w15:restartNumberingAfterBreak="0">
     <w:nsid w:val="235E1696"/>
     <w:multiLevelType w:val="hybridMultilevel"/>
     <w:tmpl w:val="703E5A66"/>
@@ -1429,7 +1894,7 @@
       </w:rPr>
     </w:lvl>
   </w:abstractNum>
-  <w:abstractNum w:abstractNumId="4" w15:restartNumberingAfterBreak="0">
+  <w:abstractNum w:abstractNumId="6" w15:restartNumberingAfterBreak="0">
     <w:nsid w:val="251C59CD"/>
     <w:multiLevelType w:val="hybridMultilevel"/>
     <w:tmpl w:val="A54E38BA"/>
@@ -1518,7 +1983,7 @@
       </w:pPr>
     </w:lvl>
   </w:abstractNum>
-  <w:abstractNum w:abstractNumId="5" w15:restartNumberingAfterBreak="0">
+  <w:abstractNum w:abstractNumId="7" w15:restartNumberingAfterBreak="0">
     <w:nsid w:val="303650AD"/>
     <w:multiLevelType w:val="hybridMultilevel"/>
     <w:tmpl w:val="29ECA6AE"/>
@@ -1631,7 +2096,7 @@
       </w:rPr>
     </w:lvl>
   </w:abstractNum>
-  <w:abstractNum w:abstractNumId="6" w15:restartNumberingAfterBreak="0">
+  <w:abstractNum w:abstractNumId="8" w15:restartNumberingAfterBreak="0">
     <w:nsid w:val="498110B5"/>
     <w:multiLevelType w:val="hybridMultilevel"/>
     <w:tmpl w:val="60D435F4"/>
@@ -1744,7 +2209,7 @@
       </w:rPr>
     </w:lvl>
   </w:abstractNum>
-  <w:abstractNum w:abstractNumId="7" w15:restartNumberingAfterBreak="0">
+  <w:abstractNum w:abstractNumId="9" w15:restartNumberingAfterBreak="0">
     <w:nsid w:val="4DA45559"/>
     <w:multiLevelType w:val="hybridMultilevel"/>
     <w:tmpl w:val="F394F856"/>
@@ -1857,7 +2322,7 @@
       </w:rPr>
     </w:lvl>
   </w:abstractNum>
-  <w:abstractNum w:abstractNumId="8" w15:restartNumberingAfterBreak="0">
+  <w:abstractNum w:abstractNumId="10" w15:restartNumberingAfterBreak="0">
     <w:nsid w:val="51C233A6"/>
     <w:multiLevelType w:val="hybridMultilevel"/>
     <w:tmpl w:val="39DCFBB6"/>
@@ -1970,7 +2435,7 @@
       </w:rPr>
     </w:lvl>
   </w:abstractNum>
-  <w:abstractNum w:abstractNumId="9" w15:restartNumberingAfterBreak="0">
+  <w:abstractNum w:abstractNumId="11" w15:restartNumberingAfterBreak="0">
     <w:nsid w:val="5B1C0BD1"/>
     <w:multiLevelType w:val="hybridMultilevel"/>
     <w:tmpl w:val="FD788EF6"/>
@@ -2083,7 +2548,119 @@
       </w:rPr>
     </w:lvl>
   </w:abstractNum>
-  <w:abstractNum w:abstractNumId="10" w15:restartNumberingAfterBreak="0">
+  <w:abstractNum w:abstractNumId="12" w15:restartNumberingAfterBreak="0">
+    <w:nsid w:val="5F690054"/>
+    <w:multiLevelType w:val="hybridMultilevel"/>
+    <w:tmpl w:val="96E68EA8"/>
+    <w:lvl w:ilvl="0" w:tplc="54A804F6">
+      <w:numFmt w:val="bullet"/>
+      <w:lvlText w:val="-"/>
+      <w:lvlJc w:val="left"/>
+      <w:pPr>
+        <w:ind w:left="800" w:hanging="360"/>
+      </w:pPr>
+      <w:rPr>
+        <w:rFonts w:ascii="맑은 고딕" w:eastAsia="맑은 고딕" w:hAnsi="맑은 고딕" w:cstheme="minorBidi" w:hint="eastAsia"/>
+      </w:rPr>
+    </w:lvl>
+    <w:lvl w:ilvl="1" w:tplc="04090003" w:tentative="1">
+      <w:start w:val="1"/>
+      <w:numFmt w:val="bullet"/>
+      <w:lvlText w:val=""/>
+      <w:lvlJc w:val="left"/>
+      <w:pPr>
+        <w:ind w:left="1320" w:hanging="440"/>
+      </w:pPr>
+      <w:rPr>
+        <w:rFonts w:ascii="Wingdings" w:hAnsi="Wingdings" w:hint="default"/>
+      </w:rPr>
+    </w:lvl>
+    <w:lvl w:ilvl="2" w:tplc="04090005" w:tentative="1">
+      <w:start w:val="1"/>
+      <w:numFmt w:val="bullet"/>
+      <w:lvlText w:val=""/>
+      <w:lvlJc w:val="left"/>
+      <w:pPr>
+        <w:ind w:left="1760" w:hanging="440"/>
+      </w:pPr>
+      <w:rPr>
+        <w:rFonts w:ascii="Wingdings" w:hAnsi="Wingdings" w:hint="default"/>
+      </w:rPr>
+    </w:lvl>
+    <w:lvl w:ilvl="3" w:tplc="04090001" w:tentative="1">
+      <w:start w:val="1"/>
+      <w:numFmt w:val="bullet"/>
+      <w:lvlText w:val=""/>
+      <w:lvlJc w:val="left"/>
+      <w:pPr>
+        <w:ind w:left="2200" w:hanging="440"/>
+      </w:pPr>
+      <w:rPr>
+        <w:rFonts w:ascii="Wingdings" w:hAnsi="Wingdings" w:hint="default"/>
+      </w:rPr>
+    </w:lvl>
+    <w:lvl w:ilvl="4" w:tplc="04090003" w:tentative="1">
+      <w:start w:val="1"/>
+      <w:numFmt w:val="bullet"/>
+      <w:lvlText w:val=""/>
+      <w:lvlJc w:val="left"/>
+      <w:pPr>
+        <w:ind w:left="2640" w:hanging="440"/>
+      </w:pPr>
+      <w:rPr>
+        <w:rFonts w:ascii="Wingdings" w:hAnsi="Wingdings" w:hint="default"/>
+      </w:rPr>
+    </w:lvl>
+    <w:lvl w:ilvl="5" w:tplc="04090005" w:tentative="1">
+      <w:start w:val="1"/>
+      <w:numFmt w:val="bullet"/>
+      <w:lvlText w:val=""/>
+      <w:lvlJc w:val="left"/>
+      <w:pPr>
+        <w:ind w:left="3080" w:hanging="440"/>
+      </w:pPr>
+      <w:rPr>
+        <w:rFonts w:ascii="Wingdings" w:hAnsi="Wingdings" w:hint="default"/>
+      </w:rPr>
+    </w:lvl>
+    <w:lvl w:ilvl="6" w:tplc="04090001" w:tentative="1">
+      <w:start w:val="1"/>
+      <w:numFmt w:val="bullet"/>
+      <w:lvlText w:val=""/>
+      <w:lvlJc w:val="left"/>
+      <w:pPr>
+        <w:ind w:left="3520" w:hanging="440"/>
+      </w:pPr>
+      <w:rPr>
+        <w:rFonts w:ascii="Wingdings" w:hAnsi="Wingdings" w:hint="default"/>
+      </w:rPr>
+    </w:lvl>
+    <w:lvl w:ilvl="7" w:tplc="04090003" w:tentative="1">
+      <w:start w:val="1"/>
+      <w:numFmt w:val="bullet"/>
+      <w:lvlText w:val=""/>
+      <w:lvlJc w:val="left"/>
+      <w:pPr>
+        <w:ind w:left="3960" w:hanging="440"/>
+      </w:pPr>
+      <w:rPr>
+        <w:rFonts w:ascii="Wingdings" w:hAnsi="Wingdings" w:hint="default"/>
+      </w:rPr>
+    </w:lvl>
+    <w:lvl w:ilvl="8" w:tplc="04090005" w:tentative="1">
+      <w:start w:val="1"/>
+      <w:numFmt w:val="bullet"/>
+      <w:lvlText w:val=""/>
+      <w:lvlJc w:val="left"/>
+      <w:pPr>
+        <w:ind w:left="4400" w:hanging="440"/>
+      </w:pPr>
+      <w:rPr>
+        <w:rFonts w:ascii="Wingdings" w:hAnsi="Wingdings" w:hint="default"/>
+      </w:rPr>
+    </w:lvl>
+  </w:abstractNum>
+  <w:abstractNum w:abstractNumId="13" w15:restartNumberingAfterBreak="0">
     <w:nsid w:val="6F293BD1"/>
     <w:multiLevelType w:val="hybridMultilevel"/>
     <w:tmpl w:val="EBCA6370"/>
@@ -2196,7 +2773,7 @@
       </w:rPr>
     </w:lvl>
   </w:abstractNum>
-  <w:abstractNum w:abstractNumId="11" w15:restartNumberingAfterBreak="0">
+  <w:abstractNum w:abstractNumId="14" w15:restartNumberingAfterBreak="0">
     <w:nsid w:val="772C2A2F"/>
     <w:multiLevelType w:val="hybridMultilevel"/>
     <w:tmpl w:val="2CE498A6"/>
@@ -2310,40 +2887,49 @@
     </w:lvl>
   </w:abstractNum>
   <w:num w:numId="1" w16cid:durableId="1396316752">
-    <w:abstractNumId w:val="2"/>
+    <w:abstractNumId w:val="3"/>
   </w:num>
   <w:num w:numId="2" w16cid:durableId="1262757673">
-    <w:abstractNumId w:val="3"/>
+    <w:abstractNumId w:val="5"/>
   </w:num>
   <w:num w:numId="3" w16cid:durableId="1297416320">
     <w:abstractNumId w:val="0"/>
   </w:num>
   <w:num w:numId="4" w16cid:durableId="579826999">
+    <w:abstractNumId w:val="9"/>
+  </w:num>
+  <w:num w:numId="5" w16cid:durableId="1946766353">
     <w:abstractNumId w:val="7"/>
   </w:num>
-  <w:num w:numId="5" w16cid:durableId="1946766353">
-    <w:abstractNumId w:val="5"/>
-  </w:num>
   <w:num w:numId="6" w16cid:durableId="1009792160">
-    <w:abstractNumId w:val="1"/>
+    <w:abstractNumId w:val="2"/>
   </w:num>
   <w:num w:numId="7" w16cid:durableId="391081035">
+    <w:abstractNumId w:val="13"/>
+  </w:num>
+  <w:num w:numId="8" w16cid:durableId="1820337830">
+    <w:abstractNumId w:val="14"/>
+  </w:num>
+  <w:num w:numId="9" w16cid:durableId="53044173">
     <w:abstractNumId w:val="10"/>
   </w:num>
-  <w:num w:numId="8" w16cid:durableId="1820337830">
+  <w:num w:numId="10" w16cid:durableId="2133786862">
     <w:abstractNumId w:val="11"/>
   </w:num>
-  <w:num w:numId="9" w16cid:durableId="53044173">
+  <w:num w:numId="11" w16cid:durableId="500700888">
+    <w:abstractNumId w:val="6"/>
+  </w:num>
+  <w:num w:numId="12" w16cid:durableId="1036740034">
     <w:abstractNumId w:val="8"/>
   </w:num>
-  <w:num w:numId="10" w16cid:durableId="2133786862">
-    <w:abstractNumId w:val="9"/>
+  <w:num w:numId="13" w16cid:durableId="1863784329">
+    <w:abstractNumId w:val="12"/>
   </w:num>
-  <w:num w:numId="11" w16cid:durableId="500700888">
+  <w:num w:numId="14" w16cid:durableId="1119030764">
     <w:abstractNumId w:val="4"/>
   </w:num>
-  <w:num w:numId="12" w16cid:durableId="1036740034">
-    <w:abstractNumId w:val="6"/>
+  <w:num w:numId="15" w16cid:durableId="1023747320">
+    <w:abstractNumId w:val="1"/>
   </w:num>
 </w:numbering>
 </file>

--- a/작업일지/1주차.docx
+++ b/작업일지/1주차.docx
@@ -809,7 +809,28 @@
           <w:tcPr>
             <w:tcW w:w="9497" w:type="dxa"/>
           </w:tcPr>
-          <w:p/>
+          <w:p>
+            <w:pPr>
+              <w:rPr>
+                <w:rFonts w:hint="eastAsia"/>
+              </w:rPr>
+            </w:pPr>
+            <w:r>
+              <w:rPr>
+                <w:rFonts w:hint="eastAsia"/>
+              </w:rPr>
+              <w:t>-</w:t>
+            </w:r>
+            <w:r>
+              <w:t>게임</w:t>
+            </w:r>
+            <w:r>
+              <w:rPr>
+                <w:rFonts w:hint="eastAsia"/>
+              </w:rPr>
+              <w:t xml:space="preserve"> 서버 프로그래밍 교과서 4장까지 학습했다. 일단 책을 먼저 다 읽고 블로그에 정리하고, 책에서 제공되는 코드를 참고하여 교수님께서 내주신 과제를 다음 주에 진행해볼 예정이다.</w:t>
+            </w:r>
+          </w:p>
         </w:tc>
       </w:tr>
       <w:tr>

--- a/작업일지/1주차.docx
+++ b/작업일지/1주차.docx
@@ -207,6 +207,7 @@
                 <w:bCs/>
               </w:rPr>
             </w:pPr>
+            <w:proofErr w:type="spellStart"/>
             <w:r>
               <w:rPr>
                 <w:rFonts w:hint="eastAsia"/>
@@ -215,6 +216,7 @@
               </w:rPr>
               <w:t>팀명</w:t>
             </w:r>
+            <w:proofErr w:type="spellEnd"/>
           </w:p>
         </w:tc>
         <w:tc>
@@ -321,7 +323,21 @@
               <w:rPr>
                 <w:rFonts w:hint="eastAsia"/>
               </w:rPr>
-              <w:t>2022182035 임채은(클라/서버)</w:t>
+              <w:t xml:space="preserve">2022182035 </w:t>
+            </w:r>
+            <w:proofErr w:type="spellStart"/>
+            <w:r>
+              <w:rPr>
+                <w:rFonts w:hint="eastAsia"/>
+              </w:rPr>
+              <w:t>임채은</w:t>
+            </w:r>
+            <w:proofErr w:type="spellEnd"/>
+            <w:r>
+              <w:rPr>
+                <w:rFonts w:hint="eastAsia"/>
+              </w:rPr>
+              <w:t>(클라/서버)</w:t>
             </w:r>
           </w:p>
         </w:tc>
@@ -419,7 +435,21 @@
               <w:rPr>
                 <w:rFonts w:hint="eastAsia"/>
               </w:rPr>
-              <w:t>- 기존 노션 기록을 워드 작업 일지에 작성하자. 공부한 것들, 심리 등 자유롭게 기록</w:t>
+              <w:t xml:space="preserve">- 기존 </w:t>
+            </w:r>
+            <w:proofErr w:type="spellStart"/>
+            <w:r>
+              <w:rPr>
+                <w:rFonts w:hint="eastAsia"/>
+              </w:rPr>
+              <w:t>노션</w:t>
+            </w:r>
+            <w:proofErr w:type="spellEnd"/>
+            <w:r>
+              <w:rPr>
+                <w:rFonts w:hint="eastAsia"/>
+              </w:rPr>
+              <w:t xml:space="preserve"> 기록을 워드 작업 일지에 작성하자. 공부한 것들, 심리 등 자유롭게 기록</w:t>
             </w:r>
           </w:p>
           <w:p>
@@ -481,8 +511,16 @@
               <w:rPr>
                 <w:rFonts w:hint="eastAsia"/>
               </w:rPr>
-              <w:t>어려운 걸..</w:t>
-            </w:r>
+              <w:t xml:space="preserve">어려운 </w:t>
+            </w:r>
+            <w:proofErr w:type="gramStart"/>
+            <w:r>
+              <w:rPr>
+                <w:rFonts w:hint="eastAsia"/>
+              </w:rPr>
+              <w:t>걸..</w:t>
+            </w:r>
+            <w:proofErr w:type="gramEnd"/>
             <w:r>
               <w:rPr>
                 <w:rFonts w:hint="eastAsia"/>
@@ -595,9 +633,16 @@
           </w:tcPr>
           <w:p>
             <w:pPr>
-              <w:pStyle w:val="a6"/>
-              <w:ind w:left="880"/>
+              <w:rPr>
+                <w:rFonts w:hint="eastAsia"/>
+              </w:rPr>
             </w:pPr>
+            <w:r>
+              <w:rPr>
+                <w:rFonts w:hint="eastAsia"/>
+              </w:rPr>
+              <w:t>- 게임 기획서 초안 작성</w:t>
+            </w:r>
           </w:p>
         </w:tc>
       </w:tr>
@@ -649,6 +694,7 @@
                 <w:bCs/>
               </w:rPr>
             </w:pPr>
+            <w:proofErr w:type="spellStart"/>
             <w:r>
               <w:rPr>
                 <w:rFonts w:hint="eastAsia"/>
@@ -657,6 +703,7 @@
               </w:rPr>
               <w:t>임채은</w:t>
             </w:r>
+            <w:proofErr w:type="spellEnd"/>
           </w:p>
           <w:p>
             <w:pPr>
@@ -777,9 +824,16 @@
           </w:tcPr>
           <w:p>
             <w:pPr>
-              <w:pStyle w:val="a6"/>
-              <w:ind w:left="880"/>
+              <w:rPr>
+                <w:rFonts w:hint="eastAsia"/>
+              </w:rPr>
             </w:pPr>
+            <w:r>
+              <w:rPr>
+                <w:rFonts w:hint="eastAsia"/>
+              </w:rPr>
+              <w:t>반성) 이번 주 외출할 일이 많아 할 일을 전부 수행하지 못하였다.</w:t>
+            </w:r>
           </w:p>
         </w:tc>
       </w:tr>
@@ -810,11 +864,6 @@
             <w:tcW w:w="9497" w:type="dxa"/>
           </w:tcPr>
           <w:p>
-            <w:pPr>
-              <w:rPr>
-                <w:rFonts w:hint="eastAsia"/>
-              </w:rPr>
-            </w:pPr>
             <w:r>
               <w:rPr>
                 <w:rFonts w:hint="eastAsia"/>
@@ -845,6 +894,7 @@
                 <w:bCs/>
               </w:rPr>
             </w:pPr>
+            <w:proofErr w:type="spellStart"/>
             <w:r>
               <w:rPr>
                 <w:rFonts w:hint="eastAsia"/>
@@ -853,6 +903,7 @@
               </w:rPr>
               <w:t>임채은</w:t>
             </w:r>
+            <w:proofErr w:type="spellEnd"/>
           </w:p>
         </w:tc>
         <w:tc>
@@ -864,7 +915,21 @@
               <w:rPr>
                 <w:rFonts w:hint="eastAsia"/>
               </w:rPr>
-              <w:t>- PPT 자료만으로 이해가 잘 안 되어 &lt;DirectX12를 이용한 3D 게임 프로그래밍 입문&gt; 책을 구입했다. 책이 너무 두껍지만 방학 끝물인 지금부터 쭉 정독하며 공</w:t>
+              <w:t xml:space="preserve">- PPT 자료만으로 이해가 잘 안 되어 &lt;DirectX12를 이용한 3D 게임 프로그래밍 입문&gt; 책을 구입했다. 책이 너무 두껍지만 방학 끝물인 지금부터 쭉 </w:t>
+            </w:r>
+            <w:proofErr w:type="spellStart"/>
+            <w:r>
+              <w:rPr>
+                <w:rFonts w:hint="eastAsia"/>
+              </w:rPr>
+              <w:t>정독하며</w:t>
+            </w:r>
+            <w:proofErr w:type="spellEnd"/>
+            <w:r>
+              <w:rPr>
+                <w:rFonts w:hint="eastAsia"/>
+              </w:rPr>
+              <w:t xml:space="preserve"> 공</w:t>
             </w:r>
             <w:r>
               <w:rPr>
@@ -884,7 +949,49 @@
               <w:rPr>
                 <w:rFonts w:hint="eastAsia"/>
               </w:rPr>
-              <w:t xml:space="preserve">- 따라하기 15(Terrain), 16(절두체 컬링), 17(마우스 픽킹) </w:t>
+              <w:t>- 따라하기 15(Terrain), 16(</w:t>
+            </w:r>
+            <w:proofErr w:type="spellStart"/>
+            <w:r>
+              <w:rPr>
+                <w:rFonts w:hint="eastAsia"/>
+              </w:rPr>
+              <w:t>절두체</w:t>
+            </w:r>
+            <w:proofErr w:type="spellEnd"/>
+            <w:r>
+              <w:rPr>
+                <w:rFonts w:hint="eastAsia"/>
+              </w:rPr>
+              <w:t xml:space="preserve"> </w:t>
+            </w:r>
+            <w:proofErr w:type="spellStart"/>
+            <w:r>
+              <w:rPr>
+                <w:rFonts w:hint="eastAsia"/>
+              </w:rPr>
+              <w:t>컬링</w:t>
+            </w:r>
+            <w:proofErr w:type="spellEnd"/>
+            <w:r>
+              <w:rPr>
+                <w:rFonts w:hint="eastAsia"/>
+              </w:rPr>
+              <w:t xml:space="preserve">), 17(마우스 </w:t>
+            </w:r>
+            <w:proofErr w:type="spellStart"/>
+            <w:r>
+              <w:rPr>
+                <w:rFonts w:hint="eastAsia"/>
+              </w:rPr>
+              <w:t>픽킹</w:t>
+            </w:r>
+            <w:proofErr w:type="spellEnd"/>
+            <w:r>
+              <w:rPr>
+                <w:rFonts w:hint="eastAsia"/>
+              </w:rPr>
+              <w:t xml:space="preserve">) </w:t>
             </w:r>
             <w:r>
               <w:rPr>
@@ -900,9 +1007,11 @@
               </w:rPr>
               <w:t xml:space="preserve">- 벽, 바닥, 플레이어의 색을 </w:t>
             </w:r>
+            <w:proofErr w:type="spellStart"/>
             <w:r>
               <w:t>CCubeMeshDiffused</w:t>
             </w:r>
+            <w:proofErr w:type="spellEnd"/>
             <w:r>
               <w:rPr>
                 <w:rFonts w:hint="eastAsia"/>
@@ -1106,14 +1215,36 @@
               <w:rPr>
                 <w:rFonts w:hint="eastAsia"/>
               </w:rPr>
-              <w:t>- 마우스 입력으로 3인칭에서 플레이어의 x축 기준 회전을 추가했다. (기존에는 스페이스-쉽 카메라에서만 x축 회전이 되었</w:t>
-            </w:r>
-            <w:r>
-              <w:rPr>
-                <w:rFonts w:hint="eastAsia"/>
-              </w:rPr>
-              <w:t>고 3인칭 카메라는 회전을 막아놨음</w:t>
-            </w:r>
+              <w:t>- 마우스 입력으로 3인칭에서 플레이어의 x축 기준 회전을 추가했다. (기존에는 스페이스-</w:t>
+            </w:r>
+            <w:proofErr w:type="spellStart"/>
+            <w:r>
+              <w:rPr>
+                <w:rFonts w:hint="eastAsia"/>
+              </w:rPr>
+              <w:t>쉽</w:t>
+            </w:r>
+            <w:proofErr w:type="spellEnd"/>
+            <w:r>
+              <w:rPr>
+                <w:rFonts w:hint="eastAsia"/>
+              </w:rPr>
+              <w:t xml:space="preserve"> 카메라에서만 x축 회전이 되었</w:t>
+            </w:r>
+            <w:r>
+              <w:rPr>
+                <w:rFonts w:hint="eastAsia"/>
+              </w:rPr>
+              <w:t xml:space="preserve">고 3인칭 카메라는 회전을 </w:t>
+            </w:r>
+            <w:proofErr w:type="spellStart"/>
+            <w:r>
+              <w:rPr>
+                <w:rFonts w:hint="eastAsia"/>
+              </w:rPr>
+              <w:t>막아놨음</w:t>
+            </w:r>
+            <w:proofErr w:type="spellEnd"/>
             <w:r>
               <w:rPr>
                 <w:rFonts w:hint="eastAsia"/>
@@ -1127,7 +1258,35 @@
               <w:rPr>
                 <w:rFonts w:hint="eastAsia"/>
               </w:rPr>
-              <w:t>회고) 이번 주는 갑작스럽게 약속이 3일 연속으로 잡혀서 공부할 시간이 부족했다. 다음 주부터는 다렉 공부에 전념해야겠다. (서버 공부도 해야</w:t>
+              <w:t xml:space="preserve">회고) 이번 주는 갑작스럽게 약속이 3일 연속으로 잡혀서 공부할 시간이 부족했다. 다음 주부터는 </w:t>
+            </w:r>
+            <w:proofErr w:type="spellStart"/>
+            <w:r>
+              <w:rPr>
+                <w:rFonts w:hint="eastAsia"/>
+              </w:rPr>
+              <w:t>다렉</w:t>
+            </w:r>
+            <w:proofErr w:type="spellEnd"/>
+            <w:r>
+              <w:rPr>
+                <w:rFonts w:hint="eastAsia"/>
+              </w:rPr>
+              <w:t xml:space="preserve"> 공부에 </w:t>
+            </w:r>
+            <w:proofErr w:type="spellStart"/>
+            <w:r>
+              <w:rPr>
+                <w:rFonts w:hint="eastAsia"/>
+              </w:rPr>
+              <w:t>전념해야겠다</w:t>
+            </w:r>
+            <w:proofErr w:type="spellEnd"/>
+            <w:r>
+              <w:rPr>
+                <w:rFonts w:hint="eastAsia"/>
+              </w:rPr>
+              <w:t>. (서버 공부도 해야</w:t>
             </w:r>
             <w:r>
               <w:rPr>
@@ -1135,6 +1294,7 @@
               </w:rPr>
               <w:t xml:space="preserve"> </w:t>
             </w:r>
+            <w:proofErr w:type="gramStart"/>
             <w:r>
               <w:rPr>
                 <w:rFonts w:hint="eastAsia"/>
@@ -1153,6 +1313,7 @@
               </w:rPr>
               <w:t>?</w:t>
             </w:r>
+            <w:proofErr w:type="gramEnd"/>
             <w:r>
               <w:rPr>
                 <w:rFonts w:hint="eastAsia"/>
@@ -1353,6 +1514,118 @@
     </w:lvl>
   </w:abstractNum>
   <w:abstractNum w:abstractNumId="1" w15:restartNumberingAfterBreak="0">
+    <w:nsid w:val="0A3121E7"/>
+    <w:multiLevelType w:val="hybridMultilevel"/>
+    <w:tmpl w:val="947A97A0"/>
+    <w:lvl w:ilvl="0" w:tplc="A09C2A78">
+      <w:numFmt w:val="bullet"/>
+      <w:lvlText w:val="-"/>
+      <w:lvlJc w:val="left"/>
+      <w:pPr>
+        <w:ind w:left="800" w:hanging="360"/>
+      </w:pPr>
+      <w:rPr>
+        <w:rFonts w:ascii="맑은 고딕" w:eastAsia="맑은 고딕" w:hAnsi="맑은 고딕" w:cstheme="minorBidi" w:hint="eastAsia"/>
+      </w:rPr>
+    </w:lvl>
+    <w:lvl w:ilvl="1" w:tplc="04090003" w:tentative="1">
+      <w:start w:val="1"/>
+      <w:numFmt w:val="bullet"/>
+      <w:lvlText w:val=""/>
+      <w:lvlJc w:val="left"/>
+      <w:pPr>
+        <w:ind w:left="1320" w:hanging="440"/>
+      </w:pPr>
+      <w:rPr>
+        <w:rFonts w:ascii="Wingdings" w:hAnsi="Wingdings" w:hint="default"/>
+      </w:rPr>
+    </w:lvl>
+    <w:lvl w:ilvl="2" w:tplc="04090005" w:tentative="1">
+      <w:start w:val="1"/>
+      <w:numFmt w:val="bullet"/>
+      <w:lvlText w:val=""/>
+      <w:lvlJc w:val="left"/>
+      <w:pPr>
+        <w:ind w:left="1760" w:hanging="440"/>
+      </w:pPr>
+      <w:rPr>
+        <w:rFonts w:ascii="Wingdings" w:hAnsi="Wingdings" w:hint="default"/>
+      </w:rPr>
+    </w:lvl>
+    <w:lvl w:ilvl="3" w:tplc="04090001" w:tentative="1">
+      <w:start w:val="1"/>
+      <w:numFmt w:val="bullet"/>
+      <w:lvlText w:val=""/>
+      <w:lvlJc w:val="left"/>
+      <w:pPr>
+        <w:ind w:left="2200" w:hanging="440"/>
+      </w:pPr>
+      <w:rPr>
+        <w:rFonts w:ascii="Wingdings" w:hAnsi="Wingdings" w:hint="default"/>
+      </w:rPr>
+    </w:lvl>
+    <w:lvl w:ilvl="4" w:tplc="04090003" w:tentative="1">
+      <w:start w:val="1"/>
+      <w:numFmt w:val="bullet"/>
+      <w:lvlText w:val=""/>
+      <w:lvlJc w:val="left"/>
+      <w:pPr>
+        <w:ind w:left="2640" w:hanging="440"/>
+      </w:pPr>
+      <w:rPr>
+        <w:rFonts w:ascii="Wingdings" w:hAnsi="Wingdings" w:hint="default"/>
+      </w:rPr>
+    </w:lvl>
+    <w:lvl w:ilvl="5" w:tplc="04090005" w:tentative="1">
+      <w:start w:val="1"/>
+      <w:numFmt w:val="bullet"/>
+      <w:lvlText w:val=""/>
+      <w:lvlJc w:val="left"/>
+      <w:pPr>
+        <w:ind w:left="3080" w:hanging="440"/>
+      </w:pPr>
+      <w:rPr>
+        <w:rFonts w:ascii="Wingdings" w:hAnsi="Wingdings" w:hint="default"/>
+      </w:rPr>
+    </w:lvl>
+    <w:lvl w:ilvl="6" w:tplc="04090001" w:tentative="1">
+      <w:start w:val="1"/>
+      <w:numFmt w:val="bullet"/>
+      <w:lvlText w:val=""/>
+      <w:lvlJc w:val="left"/>
+      <w:pPr>
+        <w:ind w:left="3520" w:hanging="440"/>
+      </w:pPr>
+      <w:rPr>
+        <w:rFonts w:ascii="Wingdings" w:hAnsi="Wingdings" w:hint="default"/>
+      </w:rPr>
+    </w:lvl>
+    <w:lvl w:ilvl="7" w:tplc="04090003" w:tentative="1">
+      <w:start w:val="1"/>
+      <w:numFmt w:val="bullet"/>
+      <w:lvlText w:val=""/>
+      <w:lvlJc w:val="left"/>
+      <w:pPr>
+        <w:ind w:left="3960" w:hanging="440"/>
+      </w:pPr>
+      <w:rPr>
+        <w:rFonts w:ascii="Wingdings" w:hAnsi="Wingdings" w:hint="default"/>
+      </w:rPr>
+    </w:lvl>
+    <w:lvl w:ilvl="8" w:tplc="04090005" w:tentative="1">
+      <w:start w:val="1"/>
+      <w:numFmt w:val="bullet"/>
+      <w:lvlText w:val=""/>
+      <w:lvlJc w:val="left"/>
+      <w:pPr>
+        <w:ind w:left="4400" w:hanging="440"/>
+      </w:pPr>
+      <w:rPr>
+        <w:rFonts w:ascii="Wingdings" w:hAnsi="Wingdings" w:hint="default"/>
+      </w:rPr>
+    </w:lvl>
+  </w:abstractNum>
+  <w:abstractNum w:abstractNumId="2" w15:restartNumberingAfterBreak="0">
     <w:nsid w:val="0D1D3666"/>
     <w:multiLevelType w:val="hybridMultilevel"/>
     <w:tmpl w:val="6D2CA8DE"/>
@@ -1464,7 +1737,119 @@
       </w:rPr>
     </w:lvl>
   </w:abstractNum>
-  <w:abstractNum w:abstractNumId="2" w15:restartNumberingAfterBreak="0">
+  <w:abstractNum w:abstractNumId="3" w15:restartNumberingAfterBreak="0">
+    <w:nsid w:val="12ED2F3D"/>
+    <w:multiLevelType w:val="hybridMultilevel"/>
+    <w:tmpl w:val="18A24D7C"/>
+    <w:lvl w:ilvl="0" w:tplc="C4AC8802">
+      <w:numFmt w:val="bullet"/>
+      <w:lvlText w:val="-"/>
+      <w:lvlJc w:val="left"/>
+      <w:pPr>
+        <w:ind w:left="800" w:hanging="360"/>
+      </w:pPr>
+      <w:rPr>
+        <w:rFonts w:ascii="맑은 고딕" w:eastAsia="맑은 고딕" w:hAnsi="맑은 고딕" w:cstheme="minorBidi" w:hint="eastAsia"/>
+      </w:rPr>
+    </w:lvl>
+    <w:lvl w:ilvl="1" w:tplc="04090003" w:tentative="1">
+      <w:start w:val="1"/>
+      <w:numFmt w:val="bullet"/>
+      <w:lvlText w:val=""/>
+      <w:lvlJc w:val="left"/>
+      <w:pPr>
+        <w:ind w:left="1320" w:hanging="440"/>
+      </w:pPr>
+      <w:rPr>
+        <w:rFonts w:ascii="Wingdings" w:hAnsi="Wingdings" w:hint="default"/>
+      </w:rPr>
+    </w:lvl>
+    <w:lvl w:ilvl="2" w:tplc="04090005" w:tentative="1">
+      <w:start w:val="1"/>
+      <w:numFmt w:val="bullet"/>
+      <w:lvlText w:val=""/>
+      <w:lvlJc w:val="left"/>
+      <w:pPr>
+        <w:ind w:left="1760" w:hanging="440"/>
+      </w:pPr>
+      <w:rPr>
+        <w:rFonts w:ascii="Wingdings" w:hAnsi="Wingdings" w:hint="default"/>
+      </w:rPr>
+    </w:lvl>
+    <w:lvl w:ilvl="3" w:tplc="04090001" w:tentative="1">
+      <w:start w:val="1"/>
+      <w:numFmt w:val="bullet"/>
+      <w:lvlText w:val=""/>
+      <w:lvlJc w:val="left"/>
+      <w:pPr>
+        <w:ind w:left="2200" w:hanging="440"/>
+      </w:pPr>
+      <w:rPr>
+        <w:rFonts w:ascii="Wingdings" w:hAnsi="Wingdings" w:hint="default"/>
+      </w:rPr>
+    </w:lvl>
+    <w:lvl w:ilvl="4" w:tplc="04090003" w:tentative="1">
+      <w:start w:val="1"/>
+      <w:numFmt w:val="bullet"/>
+      <w:lvlText w:val=""/>
+      <w:lvlJc w:val="left"/>
+      <w:pPr>
+        <w:ind w:left="2640" w:hanging="440"/>
+      </w:pPr>
+      <w:rPr>
+        <w:rFonts w:ascii="Wingdings" w:hAnsi="Wingdings" w:hint="default"/>
+      </w:rPr>
+    </w:lvl>
+    <w:lvl w:ilvl="5" w:tplc="04090005" w:tentative="1">
+      <w:start w:val="1"/>
+      <w:numFmt w:val="bullet"/>
+      <w:lvlText w:val=""/>
+      <w:lvlJc w:val="left"/>
+      <w:pPr>
+        <w:ind w:left="3080" w:hanging="440"/>
+      </w:pPr>
+      <w:rPr>
+        <w:rFonts w:ascii="Wingdings" w:hAnsi="Wingdings" w:hint="default"/>
+      </w:rPr>
+    </w:lvl>
+    <w:lvl w:ilvl="6" w:tplc="04090001" w:tentative="1">
+      <w:start w:val="1"/>
+      <w:numFmt w:val="bullet"/>
+      <w:lvlText w:val=""/>
+      <w:lvlJc w:val="left"/>
+      <w:pPr>
+        <w:ind w:left="3520" w:hanging="440"/>
+      </w:pPr>
+      <w:rPr>
+        <w:rFonts w:ascii="Wingdings" w:hAnsi="Wingdings" w:hint="default"/>
+      </w:rPr>
+    </w:lvl>
+    <w:lvl w:ilvl="7" w:tplc="04090003" w:tentative="1">
+      <w:start w:val="1"/>
+      <w:numFmt w:val="bullet"/>
+      <w:lvlText w:val=""/>
+      <w:lvlJc w:val="left"/>
+      <w:pPr>
+        <w:ind w:left="3960" w:hanging="440"/>
+      </w:pPr>
+      <w:rPr>
+        <w:rFonts w:ascii="Wingdings" w:hAnsi="Wingdings" w:hint="default"/>
+      </w:rPr>
+    </w:lvl>
+    <w:lvl w:ilvl="8" w:tplc="04090005" w:tentative="1">
+      <w:start w:val="1"/>
+      <w:numFmt w:val="bullet"/>
+      <w:lvlText w:val=""/>
+      <w:lvlJc w:val="left"/>
+      <w:pPr>
+        <w:ind w:left="4400" w:hanging="440"/>
+      </w:pPr>
+      <w:rPr>
+        <w:rFonts w:ascii="Wingdings" w:hAnsi="Wingdings" w:hint="default"/>
+      </w:rPr>
+    </w:lvl>
+  </w:abstractNum>
+  <w:abstractNum w:abstractNumId="4" w15:restartNumberingAfterBreak="0">
     <w:nsid w:val="19811F58"/>
     <w:multiLevelType w:val="hybridMultilevel"/>
     <w:tmpl w:val="6F629ACA"/>
@@ -1577,7 +1962,7 @@
       </w:rPr>
     </w:lvl>
   </w:abstractNum>
-  <w:abstractNum w:abstractNumId="3" w15:restartNumberingAfterBreak="0">
+  <w:abstractNum w:abstractNumId="5" w15:restartNumberingAfterBreak="0">
     <w:nsid w:val="1A3D51DD"/>
     <w:multiLevelType w:val="hybridMultilevel"/>
     <w:tmpl w:val="AB6AAB92"/>
@@ -1690,7 +2075,7 @@
       </w:rPr>
     </w:lvl>
   </w:abstractNum>
-  <w:abstractNum w:abstractNumId="4" w15:restartNumberingAfterBreak="0">
+  <w:abstractNum w:abstractNumId="6" w15:restartNumberingAfterBreak="0">
     <w:nsid w:val="1B1F2740"/>
     <w:multiLevelType w:val="hybridMultilevel"/>
     <w:tmpl w:val="989290C0"/>
@@ -1802,7 +2187,7 @@
       </w:rPr>
     </w:lvl>
   </w:abstractNum>
-  <w:abstractNum w:abstractNumId="5" w15:restartNumberingAfterBreak="0">
+  <w:abstractNum w:abstractNumId="7" w15:restartNumberingAfterBreak="0">
     <w:nsid w:val="235E1696"/>
     <w:multiLevelType w:val="hybridMultilevel"/>
     <w:tmpl w:val="703E5A66"/>
@@ -1915,7 +2300,7 @@
       </w:rPr>
     </w:lvl>
   </w:abstractNum>
-  <w:abstractNum w:abstractNumId="6" w15:restartNumberingAfterBreak="0">
+  <w:abstractNum w:abstractNumId="8" w15:restartNumberingAfterBreak="0">
     <w:nsid w:val="251C59CD"/>
     <w:multiLevelType w:val="hybridMultilevel"/>
     <w:tmpl w:val="A54E38BA"/>
@@ -2004,7 +2389,7 @@
       </w:pPr>
     </w:lvl>
   </w:abstractNum>
-  <w:abstractNum w:abstractNumId="7" w15:restartNumberingAfterBreak="0">
+  <w:abstractNum w:abstractNumId="9" w15:restartNumberingAfterBreak="0">
     <w:nsid w:val="303650AD"/>
     <w:multiLevelType w:val="hybridMultilevel"/>
     <w:tmpl w:val="29ECA6AE"/>
@@ -2117,7 +2502,343 @@
       </w:rPr>
     </w:lvl>
   </w:abstractNum>
-  <w:abstractNum w:abstractNumId="8" w15:restartNumberingAfterBreak="0">
+  <w:abstractNum w:abstractNumId="10" w15:restartNumberingAfterBreak="0">
+    <w:nsid w:val="3EA61E68"/>
+    <w:multiLevelType w:val="hybridMultilevel"/>
+    <w:tmpl w:val="A31876D6"/>
+    <w:lvl w:ilvl="0" w:tplc="5F1079B6">
+      <w:numFmt w:val="bullet"/>
+      <w:lvlText w:val="-"/>
+      <w:lvlJc w:val="left"/>
+      <w:pPr>
+        <w:ind w:left="800" w:hanging="360"/>
+      </w:pPr>
+      <w:rPr>
+        <w:rFonts w:ascii="맑은 고딕" w:eastAsia="맑은 고딕" w:hAnsi="맑은 고딕" w:cstheme="minorBidi" w:hint="eastAsia"/>
+      </w:rPr>
+    </w:lvl>
+    <w:lvl w:ilvl="1" w:tplc="04090003" w:tentative="1">
+      <w:start w:val="1"/>
+      <w:numFmt w:val="bullet"/>
+      <w:lvlText w:val=""/>
+      <w:lvlJc w:val="left"/>
+      <w:pPr>
+        <w:ind w:left="1320" w:hanging="440"/>
+      </w:pPr>
+      <w:rPr>
+        <w:rFonts w:ascii="Wingdings" w:hAnsi="Wingdings" w:hint="default"/>
+      </w:rPr>
+    </w:lvl>
+    <w:lvl w:ilvl="2" w:tplc="04090005" w:tentative="1">
+      <w:start w:val="1"/>
+      <w:numFmt w:val="bullet"/>
+      <w:lvlText w:val=""/>
+      <w:lvlJc w:val="left"/>
+      <w:pPr>
+        <w:ind w:left="1760" w:hanging="440"/>
+      </w:pPr>
+      <w:rPr>
+        <w:rFonts w:ascii="Wingdings" w:hAnsi="Wingdings" w:hint="default"/>
+      </w:rPr>
+    </w:lvl>
+    <w:lvl w:ilvl="3" w:tplc="04090001" w:tentative="1">
+      <w:start w:val="1"/>
+      <w:numFmt w:val="bullet"/>
+      <w:lvlText w:val=""/>
+      <w:lvlJc w:val="left"/>
+      <w:pPr>
+        <w:ind w:left="2200" w:hanging="440"/>
+      </w:pPr>
+      <w:rPr>
+        <w:rFonts w:ascii="Wingdings" w:hAnsi="Wingdings" w:hint="default"/>
+      </w:rPr>
+    </w:lvl>
+    <w:lvl w:ilvl="4" w:tplc="04090003" w:tentative="1">
+      <w:start w:val="1"/>
+      <w:numFmt w:val="bullet"/>
+      <w:lvlText w:val=""/>
+      <w:lvlJc w:val="left"/>
+      <w:pPr>
+        <w:ind w:left="2640" w:hanging="440"/>
+      </w:pPr>
+      <w:rPr>
+        <w:rFonts w:ascii="Wingdings" w:hAnsi="Wingdings" w:hint="default"/>
+      </w:rPr>
+    </w:lvl>
+    <w:lvl w:ilvl="5" w:tplc="04090005" w:tentative="1">
+      <w:start w:val="1"/>
+      <w:numFmt w:val="bullet"/>
+      <w:lvlText w:val=""/>
+      <w:lvlJc w:val="left"/>
+      <w:pPr>
+        <w:ind w:left="3080" w:hanging="440"/>
+      </w:pPr>
+      <w:rPr>
+        <w:rFonts w:ascii="Wingdings" w:hAnsi="Wingdings" w:hint="default"/>
+      </w:rPr>
+    </w:lvl>
+    <w:lvl w:ilvl="6" w:tplc="04090001" w:tentative="1">
+      <w:start w:val="1"/>
+      <w:numFmt w:val="bullet"/>
+      <w:lvlText w:val=""/>
+      <w:lvlJc w:val="left"/>
+      <w:pPr>
+        <w:ind w:left="3520" w:hanging="440"/>
+      </w:pPr>
+      <w:rPr>
+        <w:rFonts w:ascii="Wingdings" w:hAnsi="Wingdings" w:hint="default"/>
+      </w:rPr>
+    </w:lvl>
+    <w:lvl w:ilvl="7" w:tplc="04090003" w:tentative="1">
+      <w:start w:val="1"/>
+      <w:numFmt w:val="bullet"/>
+      <w:lvlText w:val=""/>
+      <w:lvlJc w:val="left"/>
+      <w:pPr>
+        <w:ind w:left="3960" w:hanging="440"/>
+      </w:pPr>
+      <w:rPr>
+        <w:rFonts w:ascii="Wingdings" w:hAnsi="Wingdings" w:hint="default"/>
+      </w:rPr>
+    </w:lvl>
+    <w:lvl w:ilvl="8" w:tplc="04090005" w:tentative="1">
+      <w:start w:val="1"/>
+      <w:numFmt w:val="bullet"/>
+      <w:lvlText w:val=""/>
+      <w:lvlJc w:val="left"/>
+      <w:pPr>
+        <w:ind w:left="4400" w:hanging="440"/>
+      </w:pPr>
+      <w:rPr>
+        <w:rFonts w:ascii="Wingdings" w:hAnsi="Wingdings" w:hint="default"/>
+      </w:rPr>
+    </w:lvl>
+  </w:abstractNum>
+  <w:abstractNum w:abstractNumId="11" w15:restartNumberingAfterBreak="0">
+    <w:nsid w:val="42840F04"/>
+    <w:multiLevelType w:val="hybridMultilevel"/>
+    <w:tmpl w:val="01CAF8A8"/>
+    <w:lvl w:ilvl="0" w:tplc="CCCEBA78">
+      <w:numFmt w:val="bullet"/>
+      <w:lvlText w:val="-"/>
+      <w:lvlJc w:val="left"/>
+      <w:pPr>
+        <w:ind w:left="800" w:hanging="360"/>
+      </w:pPr>
+      <w:rPr>
+        <w:rFonts w:ascii="맑은 고딕" w:eastAsia="맑은 고딕" w:hAnsi="맑은 고딕" w:cstheme="minorBidi" w:hint="eastAsia"/>
+      </w:rPr>
+    </w:lvl>
+    <w:lvl w:ilvl="1" w:tplc="04090003" w:tentative="1">
+      <w:start w:val="1"/>
+      <w:numFmt w:val="bullet"/>
+      <w:lvlText w:val=""/>
+      <w:lvlJc w:val="left"/>
+      <w:pPr>
+        <w:ind w:left="1320" w:hanging="440"/>
+      </w:pPr>
+      <w:rPr>
+        <w:rFonts w:ascii="Wingdings" w:hAnsi="Wingdings" w:hint="default"/>
+      </w:rPr>
+    </w:lvl>
+    <w:lvl w:ilvl="2" w:tplc="04090005" w:tentative="1">
+      <w:start w:val="1"/>
+      <w:numFmt w:val="bullet"/>
+      <w:lvlText w:val=""/>
+      <w:lvlJc w:val="left"/>
+      <w:pPr>
+        <w:ind w:left="1760" w:hanging="440"/>
+      </w:pPr>
+      <w:rPr>
+        <w:rFonts w:ascii="Wingdings" w:hAnsi="Wingdings" w:hint="default"/>
+      </w:rPr>
+    </w:lvl>
+    <w:lvl w:ilvl="3" w:tplc="04090001" w:tentative="1">
+      <w:start w:val="1"/>
+      <w:numFmt w:val="bullet"/>
+      <w:lvlText w:val=""/>
+      <w:lvlJc w:val="left"/>
+      <w:pPr>
+        <w:ind w:left="2200" w:hanging="440"/>
+      </w:pPr>
+      <w:rPr>
+        <w:rFonts w:ascii="Wingdings" w:hAnsi="Wingdings" w:hint="default"/>
+      </w:rPr>
+    </w:lvl>
+    <w:lvl w:ilvl="4" w:tplc="04090003" w:tentative="1">
+      <w:start w:val="1"/>
+      <w:numFmt w:val="bullet"/>
+      <w:lvlText w:val=""/>
+      <w:lvlJc w:val="left"/>
+      <w:pPr>
+        <w:ind w:left="2640" w:hanging="440"/>
+      </w:pPr>
+      <w:rPr>
+        <w:rFonts w:ascii="Wingdings" w:hAnsi="Wingdings" w:hint="default"/>
+      </w:rPr>
+    </w:lvl>
+    <w:lvl w:ilvl="5" w:tplc="04090005" w:tentative="1">
+      <w:start w:val="1"/>
+      <w:numFmt w:val="bullet"/>
+      <w:lvlText w:val=""/>
+      <w:lvlJc w:val="left"/>
+      <w:pPr>
+        <w:ind w:left="3080" w:hanging="440"/>
+      </w:pPr>
+      <w:rPr>
+        <w:rFonts w:ascii="Wingdings" w:hAnsi="Wingdings" w:hint="default"/>
+      </w:rPr>
+    </w:lvl>
+    <w:lvl w:ilvl="6" w:tplc="04090001" w:tentative="1">
+      <w:start w:val="1"/>
+      <w:numFmt w:val="bullet"/>
+      <w:lvlText w:val=""/>
+      <w:lvlJc w:val="left"/>
+      <w:pPr>
+        <w:ind w:left="3520" w:hanging="440"/>
+      </w:pPr>
+      <w:rPr>
+        <w:rFonts w:ascii="Wingdings" w:hAnsi="Wingdings" w:hint="default"/>
+      </w:rPr>
+    </w:lvl>
+    <w:lvl w:ilvl="7" w:tplc="04090003" w:tentative="1">
+      <w:start w:val="1"/>
+      <w:numFmt w:val="bullet"/>
+      <w:lvlText w:val=""/>
+      <w:lvlJc w:val="left"/>
+      <w:pPr>
+        <w:ind w:left="3960" w:hanging="440"/>
+      </w:pPr>
+      <w:rPr>
+        <w:rFonts w:ascii="Wingdings" w:hAnsi="Wingdings" w:hint="default"/>
+      </w:rPr>
+    </w:lvl>
+    <w:lvl w:ilvl="8" w:tplc="04090005" w:tentative="1">
+      <w:start w:val="1"/>
+      <w:numFmt w:val="bullet"/>
+      <w:lvlText w:val=""/>
+      <w:lvlJc w:val="left"/>
+      <w:pPr>
+        <w:ind w:left="4400" w:hanging="440"/>
+      </w:pPr>
+      <w:rPr>
+        <w:rFonts w:ascii="Wingdings" w:hAnsi="Wingdings" w:hint="default"/>
+      </w:rPr>
+    </w:lvl>
+  </w:abstractNum>
+  <w:abstractNum w:abstractNumId="12" w15:restartNumberingAfterBreak="0">
+    <w:nsid w:val="494473B0"/>
+    <w:multiLevelType w:val="hybridMultilevel"/>
+    <w:tmpl w:val="36248A9E"/>
+    <w:lvl w:ilvl="0" w:tplc="FCC4A8A4">
+      <w:numFmt w:val="bullet"/>
+      <w:lvlText w:val="-"/>
+      <w:lvlJc w:val="left"/>
+      <w:pPr>
+        <w:ind w:left="800" w:hanging="360"/>
+      </w:pPr>
+      <w:rPr>
+        <w:rFonts w:ascii="맑은 고딕" w:eastAsia="맑은 고딕" w:hAnsi="맑은 고딕" w:cstheme="minorBidi" w:hint="eastAsia"/>
+      </w:rPr>
+    </w:lvl>
+    <w:lvl w:ilvl="1" w:tplc="04090003" w:tentative="1">
+      <w:start w:val="1"/>
+      <w:numFmt w:val="bullet"/>
+      <w:lvlText w:val=""/>
+      <w:lvlJc w:val="left"/>
+      <w:pPr>
+        <w:ind w:left="1320" w:hanging="440"/>
+      </w:pPr>
+      <w:rPr>
+        <w:rFonts w:ascii="Wingdings" w:hAnsi="Wingdings" w:hint="default"/>
+      </w:rPr>
+    </w:lvl>
+    <w:lvl w:ilvl="2" w:tplc="04090005" w:tentative="1">
+      <w:start w:val="1"/>
+      <w:numFmt w:val="bullet"/>
+      <w:lvlText w:val=""/>
+      <w:lvlJc w:val="left"/>
+      <w:pPr>
+        <w:ind w:left="1760" w:hanging="440"/>
+      </w:pPr>
+      <w:rPr>
+        <w:rFonts w:ascii="Wingdings" w:hAnsi="Wingdings" w:hint="default"/>
+      </w:rPr>
+    </w:lvl>
+    <w:lvl w:ilvl="3" w:tplc="04090001" w:tentative="1">
+      <w:start w:val="1"/>
+      <w:numFmt w:val="bullet"/>
+      <w:lvlText w:val=""/>
+      <w:lvlJc w:val="left"/>
+      <w:pPr>
+        <w:ind w:left="2200" w:hanging="440"/>
+      </w:pPr>
+      <w:rPr>
+        <w:rFonts w:ascii="Wingdings" w:hAnsi="Wingdings" w:hint="default"/>
+      </w:rPr>
+    </w:lvl>
+    <w:lvl w:ilvl="4" w:tplc="04090003" w:tentative="1">
+      <w:start w:val="1"/>
+      <w:numFmt w:val="bullet"/>
+      <w:lvlText w:val=""/>
+      <w:lvlJc w:val="left"/>
+      <w:pPr>
+        <w:ind w:left="2640" w:hanging="440"/>
+      </w:pPr>
+      <w:rPr>
+        <w:rFonts w:ascii="Wingdings" w:hAnsi="Wingdings" w:hint="default"/>
+      </w:rPr>
+    </w:lvl>
+    <w:lvl w:ilvl="5" w:tplc="04090005" w:tentative="1">
+      <w:start w:val="1"/>
+      <w:numFmt w:val="bullet"/>
+      <w:lvlText w:val=""/>
+      <w:lvlJc w:val="left"/>
+      <w:pPr>
+        <w:ind w:left="3080" w:hanging="440"/>
+      </w:pPr>
+      <w:rPr>
+        <w:rFonts w:ascii="Wingdings" w:hAnsi="Wingdings" w:hint="default"/>
+      </w:rPr>
+    </w:lvl>
+    <w:lvl w:ilvl="6" w:tplc="04090001" w:tentative="1">
+      <w:start w:val="1"/>
+      <w:numFmt w:val="bullet"/>
+      <w:lvlText w:val=""/>
+      <w:lvlJc w:val="left"/>
+      <w:pPr>
+        <w:ind w:left="3520" w:hanging="440"/>
+      </w:pPr>
+      <w:rPr>
+        <w:rFonts w:ascii="Wingdings" w:hAnsi="Wingdings" w:hint="default"/>
+      </w:rPr>
+    </w:lvl>
+    <w:lvl w:ilvl="7" w:tplc="04090003" w:tentative="1">
+      <w:start w:val="1"/>
+      <w:numFmt w:val="bullet"/>
+      <w:lvlText w:val=""/>
+      <w:lvlJc w:val="left"/>
+      <w:pPr>
+        <w:ind w:left="3960" w:hanging="440"/>
+      </w:pPr>
+      <w:rPr>
+        <w:rFonts w:ascii="Wingdings" w:hAnsi="Wingdings" w:hint="default"/>
+      </w:rPr>
+    </w:lvl>
+    <w:lvl w:ilvl="8" w:tplc="04090005" w:tentative="1">
+      <w:start w:val="1"/>
+      <w:numFmt w:val="bullet"/>
+      <w:lvlText w:val=""/>
+      <w:lvlJc w:val="left"/>
+      <w:pPr>
+        <w:ind w:left="4400" w:hanging="440"/>
+      </w:pPr>
+      <w:rPr>
+        <w:rFonts w:ascii="Wingdings" w:hAnsi="Wingdings" w:hint="default"/>
+      </w:rPr>
+    </w:lvl>
+  </w:abstractNum>
+  <w:abstractNum w:abstractNumId="13" w15:restartNumberingAfterBreak="0">
     <w:nsid w:val="498110B5"/>
     <w:multiLevelType w:val="hybridMultilevel"/>
     <w:tmpl w:val="60D435F4"/>
@@ -2230,7 +2951,7 @@
       </w:rPr>
     </w:lvl>
   </w:abstractNum>
-  <w:abstractNum w:abstractNumId="9" w15:restartNumberingAfterBreak="0">
+  <w:abstractNum w:abstractNumId="14" w15:restartNumberingAfterBreak="0">
     <w:nsid w:val="4DA45559"/>
     <w:multiLevelType w:val="hybridMultilevel"/>
     <w:tmpl w:val="F394F856"/>
@@ -2343,7 +3064,7 @@
       </w:rPr>
     </w:lvl>
   </w:abstractNum>
-  <w:abstractNum w:abstractNumId="10" w15:restartNumberingAfterBreak="0">
+  <w:abstractNum w:abstractNumId="15" w15:restartNumberingAfterBreak="0">
     <w:nsid w:val="51C233A6"/>
     <w:multiLevelType w:val="hybridMultilevel"/>
     <w:tmpl w:val="39DCFBB6"/>
@@ -2456,7 +3177,7 @@
       </w:rPr>
     </w:lvl>
   </w:abstractNum>
-  <w:abstractNum w:abstractNumId="11" w15:restartNumberingAfterBreak="0">
+  <w:abstractNum w:abstractNumId="16" w15:restartNumberingAfterBreak="0">
     <w:nsid w:val="5B1C0BD1"/>
     <w:multiLevelType w:val="hybridMultilevel"/>
     <w:tmpl w:val="FD788EF6"/>
@@ -2569,7 +3290,7 @@
       </w:rPr>
     </w:lvl>
   </w:abstractNum>
-  <w:abstractNum w:abstractNumId="12" w15:restartNumberingAfterBreak="0">
+  <w:abstractNum w:abstractNumId="17" w15:restartNumberingAfterBreak="0">
     <w:nsid w:val="5F690054"/>
     <w:multiLevelType w:val="hybridMultilevel"/>
     <w:tmpl w:val="96E68EA8"/>
@@ -2681,7 +3402,7 @@
       </w:rPr>
     </w:lvl>
   </w:abstractNum>
-  <w:abstractNum w:abstractNumId="13" w15:restartNumberingAfterBreak="0">
+  <w:abstractNum w:abstractNumId="18" w15:restartNumberingAfterBreak="0">
     <w:nsid w:val="6F293BD1"/>
     <w:multiLevelType w:val="hybridMultilevel"/>
     <w:tmpl w:val="EBCA6370"/>
@@ -2794,7 +3515,7 @@
       </w:rPr>
     </w:lvl>
   </w:abstractNum>
-  <w:abstractNum w:abstractNumId="14" w15:restartNumberingAfterBreak="0">
+  <w:abstractNum w:abstractNumId="19" w15:restartNumberingAfterBreak="0">
     <w:nsid w:val="772C2A2F"/>
     <w:multiLevelType w:val="hybridMultilevel"/>
     <w:tmpl w:val="2CE498A6"/>
@@ -2908,49 +3629,64 @@
     </w:lvl>
   </w:abstractNum>
   <w:num w:numId="1" w16cid:durableId="1396316752">
-    <w:abstractNumId w:val="3"/>
+    <w:abstractNumId w:val="5"/>
   </w:num>
   <w:num w:numId="2" w16cid:durableId="1262757673">
-    <w:abstractNumId w:val="5"/>
+    <w:abstractNumId w:val="7"/>
   </w:num>
   <w:num w:numId="3" w16cid:durableId="1297416320">
     <w:abstractNumId w:val="0"/>
   </w:num>
   <w:num w:numId="4" w16cid:durableId="579826999">
+    <w:abstractNumId w:val="14"/>
+  </w:num>
+  <w:num w:numId="5" w16cid:durableId="1946766353">
     <w:abstractNumId w:val="9"/>
   </w:num>
-  <w:num w:numId="5" w16cid:durableId="1946766353">
-    <w:abstractNumId w:val="7"/>
+  <w:num w:numId="6" w16cid:durableId="1009792160">
+    <w:abstractNumId w:val="4"/>
   </w:num>
-  <w:num w:numId="6" w16cid:durableId="1009792160">
+  <w:num w:numId="7" w16cid:durableId="391081035">
+    <w:abstractNumId w:val="18"/>
+  </w:num>
+  <w:num w:numId="8" w16cid:durableId="1820337830">
+    <w:abstractNumId w:val="19"/>
+  </w:num>
+  <w:num w:numId="9" w16cid:durableId="53044173">
+    <w:abstractNumId w:val="15"/>
+  </w:num>
+  <w:num w:numId="10" w16cid:durableId="2133786862">
+    <w:abstractNumId w:val="16"/>
+  </w:num>
+  <w:num w:numId="11" w16cid:durableId="500700888">
+    <w:abstractNumId w:val="8"/>
+  </w:num>
+  <w:num w:numId="12" w16cid:durableId="1036740034">
+    <w:abstractNumId w:val="13"/>
+  </w:num>
+  <w:num w:numId="13" w16cid:durableId="1863784329">
+    <w:abstractNumId w:val="17"/>
+  </w:num>
+  <w:num w:numId="14" w16cid:durableId="1119030764">
+    <w:abstractNumId w:val="6"/>
+  </w:num>
+  <w:num w:numId="15" w16cid:durableId="1023747320">
     <w:abstractNumId w:val="2"/>
   </w:num>
-  <w:num w:numId="7" w16cid:durableId="391081035">
-    <w:abstractNumId w:val="13"/>
-  </w:num>
-  <w:num w:numId="8" w16cid:durableId="1820337830">
-    <w:abstractNumId w:val="14"/>
-  </w:num>
-  <w:num w:numId="9" w16cid:durableId="53044173">
+  <w:num w:numId="16" w16cid:durableId="157890494">
     <w:abstractNumId w:val="10"/>
   </w:num>
-  <w:num w:numId="10" w16cid:durableId="2133786862">
+  <w:num w:numId="17" w16cid:durableId="308750314">
     <w:abstractNumId w:val="11"/>
   </w:num>
-  <w:num w:numId="11" w16cid:durableId="500700888">
-    <w:abstractNumId w:val="6"/>
-  </w:num>
-  <w:num w:numId="12" w16cid:durableId="1036740034">
-    <w:abstractNumId w:val="8"/>
-  </w:num>
-  <w:num w:numId="13" w16cid:durableId="1863784329">
+  <w:num w:numId="18" w16cid:durableId="556284971">
     <w:abstractNumId w:val="12"/>
   </w:num>
-  <w:num w:numId="14" w16cid:durableId="1119030764">
-    <w:abstractNumId w:val="4"/>
+  <w:num w:numId="19" w16cid:durableId="1838182472">
+    <w:abstractNumId w:val="1"/>
   </w:num>
-  <w:num w:numId="15" w16cid:durableId="1023747320">
-    <w:abstractNumId w:val="1"/>
+  <w:num w:numId="20" w16cid:durableId="2081632231">
+    <w:abstractNumId w:val="3"/>
   </w:num>
 </w:numbering>
 </file>

--- a/작업일지/1주차.docx
+++ b/작업일지/1주차.docx
@@ -207,6 +207,7 @@
                 <w:bCs/>
               </w:rPr>
             </w:pPr>
+            <w:proofErr w:type="spellStart"/>
             <w:r>
               <w:rPr>
                 <w:rFonts w:hint="eastAsia"/>
@@ -215,6 +216,7 @@
               </w:rPr>
               <w:t>팀명</w:t>
             </w:r>
+            <w:proofErr w:type="spellEnd"/>
           </w:p>
         </w:tc>
         <w:tc>
@@ -284,7 +286,21 @@
               <w:rPr>
                 <w:rFonts w:hint="eastAsia"/>
               </w:rPr>
-              <w:t xml:space="preserve"> 윤이하나(기획, </w:t>
+              <w:t xml:space="preserve"> </w:t>
+            </w:r>
+            <w:proofErr w:type="spellStart"/>
+            <w:r>
+              <w:rPr>
+                <w:rFonts w:hint="eastAsia"/>
+              </w:rPr>
+              <w:t>윤이하나</w:t>
+            </w:r>
+            <w:proofErr w:type="spellEnd"/>
+            <w:r>
+              <w:rPr>
+                <w:rFonts w:hint="eastAsia"/>
+              </w:rPr>
+              <w:t xml:space="preserve">(기획, </w:t>
             </w:r>
             <w:r>
               <w:rPr>
@@ -419,7 +435,21 @@
               <w:rPr>
                 <w:rFonts w:hint="eastAsia"/>
               </w:rPr>
-              <w:t>- 기존 노션 기록을 워드 작업 일지에 작성하자. 공부한 것들, 심리 등 자유롭게 기록</w:t>
+              <w:t xml:space="preserve">- 기존 </w:t>
+            </w:r>
+            <w:proofErr w:type="spellStart"/>
+            <w:r>
+              <w:rPr>
+                <w:rFonts w:hint="eastAsia"/>
+              </w:rPr>
+              <w:t>노션</w:t>
+            </w:r>
+            <w:proofErr w:type="spellEnd"/>
+            <w:r>
+              <w:rPr>
+                <w:rFonts w:hint="eastAsia"/>
+              </w:rPr>
+              <w:t xml:space="preserve"> 기록을 워드 작업 일지에 작성하자. 공부한 것들, 심리 등 자유롭게 기록</w:t>
             </w:r>
           </w:p>
           <w:p>
@@ -481,8 +511,16 @@
               <w:rPr>
                 <w:rFonts w:hint="eastAsia"/>
               </w:rPr>
-              <w:t>어려운 걸..</w:t>
-            </w:r>
+              <w:t xml:space="preserve">어려운 </w:t>
+            </w:r>
+            <w:proofErr w:type="gramStart"/>
+            <w:r>
+              <w:rPr>
+                <w:rFonts w:hint="eastAsia"/>
+              </w:rPr>
+              <w:t>걸..</w:t>
+            </w:r>
+            <w:proofErr w:type="gramEnd"/>
             <w:r>
               <w:rPr>
                 <w:rFonts w:hint="eastAsia"/>
@@ -579,6 +617,7 @@
                 <w:bCs/>
               </w:rPr>
             </w:pPr>
+            <w:proofErr w:type="spellStart"/>
             <w:r>
               <w:rPr>
                 <w:rFonts w:hint="eastAsia"/>
@@ -587,6 +626,7 @@
               </w:rPr>
               <w:t>윤이하나</w:t>
             </w:r>
+            <w:proofErr w:type="spellEnd"/>
           </w:p>
         </w:tc>
         <w:tc>
@@ -761,6 +801,7 @@
                 <w:bCs/>
               </w:rPr>
             </w:pPr>
+            <w:proofErr w:type="spellStart"/>
             <w:r>
               <w:rPr>
                 <w:rFonts w:hint="eastAsia"/>
@@ -769,6 +810,7 @@
               </w:rPr>
               <w:t>윤이하나</w:t>
             </w:r>
+            <w:proofErr w:type="spellEnd"/>
           </w:p>
         </w:tc>
         <w:tc>
@@ -810,11 +852,6 @@
             <w:tcW w:w="9497" w:type="dxa"/>
           </w:tcPr>
           <w:p>
-            <w:pPr>
-              <w:rPr>
-                <w:rFonts w:hint="eastAsia"/>
-              </w:rPr>
-            </w:pPr>
             <w:r>
               <w:rPr>
                 <w:rFonts w:hint="eastAsia"/>
@@ -864,7 +901,21 @@
               <w:rPr>
                 <w:rFonts w:hint="eastAsia"/>
               </w:rPr>
-              <w:t>- PPT 자료만으로 이해가 잘 안 되어 &lt;DirectX12를 이용한 3D 게임 프로그래밍 입문&gt; 책을 구입했다. 책이 너무 두껍지만 방학 끝물인 지금부터 쭉 정독하며 공</w:t>
+              <w:t xml:space="preserve">- PPT 자료만으로 이해가 잘 안 되어 &lt;DirectX12를 이용한 3D 게임 프로그래밍 입문&gt; 책을 구입했다. 책이 너무 두껍지만 방학 끝물인 지금부터 쭉 </w:t>
+            </w:r>
+            <w:proofErr w:type="spellStart"/>
+            <w:r>
+              <w:rPr>
+                <w:rFonts w:hint="eastAsia"/>
+              </w:rPr>
+              <w:t>정독하며</w:t>
+            </w:r>
+            <w:proofErr w:type="spellEnd"/>
+            <w:r>
+              <w:rPr>
+                <w:rFonts w:hint="eastAsia"/>
+              </w:rPr>
+              <w:t xml:space="preserve"> 공</w:t>
             </w:r>
             <w:r>
               <w:rPr>
@@ -884,7 +935,61 @@
               <w:rPr>
                 <w:rFonts w:hint="eastAsia"/>
               </w:rPr>
-              <w:t xml:space="preserve">- 따라하기 15(Terrain), 16(절두체 컬링), 17(마우스 픽킹) </w:t>
+              <w:t>- 따라하기 15(Terrain), 16(</w:t>
+            </w:r>
+            <w:proofErr w:type="spellStart"/>
+            <w:r>
+              <w:rPr>
+                <w:rFonts w:hint="eastAsia"/>
+              </w:rPr>
+              <w:t>절두체</w:t>
+            </w:r>
+            <w:proofErr w:type="spellEnd"/>
+            <w:r>
+              <w:rPr>
+                <w:rFonts w:hint="eastAsia"/>
+              </w:rPr>
+              <w:t xml:space="preserve"> </w:t>
+            </w:r>
+            <w:proofErr w:type="spellStart"/>
+            <w:r>
+              <w:rPr>
+                <w:rFonts w:hint="eastAsia"/>
+              </w:rPr>
+              <w:t>컬링</w:t>
+            </w:r>
+            <w:proofErr w:type="spellEnd"/>
+            <w:r>
+              <w:rPr>
+                <w:rFonts w:hint="eastAsia"/>
+              </w:rPr>
+              <w:t xml:space="preserve">), 17(마우스 </w:t>
+            </w:r>
+            <w:proofErr w:type="spellStart"/>
+            <w:r>
+              <w:rPr>
+                <w:rFonts w:hint="eastAsia"/>
+              </w:rPr>
+              <w:t>픽킹</w:t>
+            </w:r>
+            <w:proofErr w:type="spellEnd"/>
+            <w:r>
+              <w:rPr>
+                <w:rFonts w:hint="eastAsia"/>
+              </w:rPr>
+              <w:t>)</w:t>
+            </w:r>
+            <w:r>
+              <w:rPr>
+                <w:rFonts w:hint="eastAsia"/>
+              </w:rPr>
+              <w:t>를</w:t>
+            </w:r>
+            <w:r>
+              <w:rPr>
+                <w:rFonts w:hint="eastAsia"/>
+              </w:rPr>
+              <w:t xml:space="preserve"> </w:t>
             </w:r>
             <w:r>
               <w:rPr>
@@ -900,14 +1005,28 @@
               </w:rPr>
               <w:t xml:space="preserve">- 벽, 바닥, 플레이어의 색을 </w:t>
             </w:r>
+            <w:proofErr w:type="spellStart"/>
             <w:r>
               <w:t>CCubeMeshDiffused</w:t>
             </w:r>
-            <w:r>
-              <w:rPr>
-                <w:rFonts w:hint="eastAsia"/>
-              </w:rPr>
-              <w:t xml:space="preserve"> 생성자에서 변경했다. </w:t>
+            <w:proofErr w:type="spellEnd"/>
+            <w:r>
+              <w:rPr>
+                <w:rFonts w:hint="eastAsia"/>
+              </w:rPr>
+              <w:t xml:space="preserve"> 생성자</w:t>
+            </w:r>
+            <w:r>
+              <w:rPr>
+                <w:rFonts w:hint="eastAsia"/>
+              </w:rPr>
+              <w:t xml:space="preserve"> 함수</w:t>
+            </w:r>
+            <w:r>
+              <w:rPr>
+                <w:rFonts w:hint="eastAsia"/>
+              </w:rPr>
+              <w:t xml:space="preserve">에서 변경했다. </w:t>
             </w:r>
             <w:r>
               <w:t>M</w:t>
@@ -916,7 +1035,31 @@
               <w:rPr>
                 <w:rFonts w:hint="eastAsia"/>
               </w:rPr>
-              <w:t>esh의 색을 생성자의 매개변수로 입력 받아 색을 바꿨다.</w:t>
+              <w:t xml:space="preserve">esh의 색을 생성자 매개변수로 </w:t>
+            </w:r>
+            <w:r>
+              <w:rPr>
+                <w:rFonts w:hint="eastAsia"/>
+              </w:rPr>
+              <w:t xml:space="preserve">입력 </w:t>
+            </w:r>
+            <w:r>
+              <w:rPr>
+                <w:rFonts w:hint="eastAsia"/>
+              </w:rPr>
+              <w:t>받</w:t>
+            </w:r>
+            <w:r>
+              <w:rPr>
+                <w:rFonts w:hint="eastAsia"/>
+              </w:rPr>
+              <w:t xml:space="preserve">도록 해서 </w:t>
+            </w:r>
+            <w:r>
+              <w:rPr>
+                <w:rFonts w:hint="eastAsia"/>
+              </w:rPr>
+              <w:t>색을 바꿨다.</w:t>
             </w:r>
           </w:p>
           <w:p>
@@ -1106,14 +1249,36 @@
               <w:rPr>
                 <w:rFonts w:hint="eastAsia"/>
               </w:rPr>
-              <w:t>- 마우스 입력으로 3인칭에서 플레이어의 x축 기준 회전을 추가했다. (기존에는 스페이스-쉽 카메라에서만 x축 회전이 되었</w:t>
-            </w:r>
-            <w:r>
-              <w:rPr>
-                <w:rFonts w:hint="eastAsia"/>
-              </w:rPr>
-              <w:t>고 3인칭 카메라는 회전을 막아놨음</w:t>
-            </w:r>
+              <w:t>- 마우스 입력으로 3인칭에서 플레이어의 x축 기준 회전을 추가했다. (기존에는 스페이스-</w:t>
+            </w:r>
+            <w:proofErr w:type="spellStart"/>
+            <w:r>
+              <w:rPr>
+                <w:rFonts w:hint="eastAsia"/>
+              </w:rPr>
+              <w:t>쉽</w:t>
+            </w:r>
+            <w:proofErr w:type="spellEnd"/>
+            <w:r>
+              <w:rPr>
+                <w:rFonts w:hint="eastAsia"/>
+              </w:rPr>
+              <w:t xml:space="preserve"> 카메라에서만 x축 회전이 되었</w:t>
+            </w:r>
+            <w:r>
+              <w:rPr>
+                <w:rFonts w:hint="eastAsia"/>
+              </w:rPr>
+              <w:t xml:space="preserve">고 3인칭 카메라는 회전을 </w:t>
+            </w:r>
+            <w:proofErr w:type="spellStart"/>
+            <w:r>
+              <w:rPr>
+                <w:rFonts w:hint="eastAsia"/>
+              </w:rPr>
+              <w:t>막아놨음</w:t>
+            </w:r>
+            <w:proofErr w:type="spellEnd"/>
             <w:r>
               <w:rPr>
                 <w:rFonts w:hint="eastAsia"/>
@@ -1127,7 +1292,35 @@
               <w:rPr>
                 <w:rFonts w:hint="eastAsia"/>
               </w:rPr>
-              <w:t>회고) 이번 주는 갑작스럽게 약속이 3일 연속으로 잡혀서 공부할 시간이 부족했다. 다음 주부터는 다렉 공부에 전념해야겠다. (서버 공부도 해야</w:t>
+              <w:t xml:space="preserve">회고) 이번 주는 갑작스럽게 약속이 3일 연속으로 잡혀서 공부할 시간이 부족했다. 다음 주부터는 </w:t>
+            </w:r>
+            <w:proofErr w:type="spellStart"/>
+            <w:r>
+              <w:rPr>
+                <w:rFonts w:hint="eastAsia"/>
+              </w:rPr>
+              <w:t>다렉</w:t>
+            </w:r>
+            <w:proofErr w:type="spellEnd"/>
+            <w:r>
+              <w:rPr>
+                <w:rFonts w:hint="eastAsia"/>
+              </w:rPr>
+              <w:t xml:space="preserve"> 공부에 </w:t>
+            </w:r>
+            <w:proofErr w:type="spellStart"/>
+            <w:r>
+              <w:rPr>
+                <w:rFonts w:hint="eastAsia"/>
+              </w:rPr>
+              <w:t>전념해야겠다</w:t>
+            </w:r>
+            <w:proofErr w:type="spellEnd"/>
+            <w:r>
+              <w:rPr>
+                <w:rFonts w:hint="eastAsia"/>
+              </w:rPr>
+              <w:t>. (서버 공부도 해야</w:t>
             </w:r>
             <w:r>
               <w:rPr>
@@ -1135,6 +1328,7 @@
               </w:rPr>
               <w:t xml:space="preserve"> </w:t>
             </w:r>
+            <w:proofErr w:type="gramStart"/>
             <w:r>
               <w:rPr>
                 <w:rFonts w:hint="eastAsia"/>
@@ -1153,6 +1347,7 @@
               </w:rPr>
               <w:t>?</w:t>
             </w:r>
+            <w:proofErr w:type="gramEnd"/>
             <w:r>
               <w:rPr>
                 <w:rFonts w:hint="eastAsia"/>

--- a/작업일지/1주차.docx
+++ b/작업일지/1주차.docx
@@ -286,21 +286,7 @@
               <w:rPr>
                 <w:rFonts w:hint="eastAsia"/>
               </w:rPr>
-              <w:t xml:space="preserve"> </w:t>
-            </w:r>
-            <w:proofErr w:type="spellStart"/>
-            <w:r>
-              <w:rPr>
-                <w:rFonts w:hint="eastAsia"/>
-              </w:rPr>
-              <w:t>윤이하나</w:t>
-            </w:r>
-            <w:proofErr w:type="spellEnd"/>
-            <w:r>
-              <w:rPr>
-                <w:rFonts w:hint="eastAsia"/>
-              </w:rPr>
-              <w:t xml:space="preserve">(기획, </w:t>
+              <w:t xml:space="preserve"> 윤이하나(기획, </w:t>
             </w:r>
             <w:r>
               <w:rPr>
@@ -337,7 +323,21 @@
               <w:rPr>
                 <w:rFonts w:hint="eastAsia"/>
               </w:rPr>
-              <w:t>2022182035 임채은(클라/서버)</w:t>
+              <w:t xml:space="preserve">2022182035 </w:t>
+            </w:r>
+            <w:proofErr w:type="spellStart"/>
+            <w:r>
+              <w:rPr>
+                <w:rFonts w:hint="eastAsia"/>
+              </w:rPr>
+              <w:t>임채은</w:t>
+            </w:r>
+            <w:proofErr w:type="spellEnd"/>
+            <w:r>
+              <w:rPr>
+                <w:rFonts w:hint="eastAsia"/>
+              </w:rPr>
+              <w:t>(클라/서버)</w:t>
             </w:r>
           </w:p>
         </w:tc>
@@ -617,7 +617,6 @@
                 <w:bCs/>
               </w:rPr>
             </w:pPr>
-            <w:proofErr w:type="spellStart"/>
             <w:r>
               <w:rPr>
                 <w:rFonts w:hint="eastAsia"/>
@@ -626,7 +625,6 @@
               </w:rPr>
               <w:t>윤이하나</w:t>
             </w:r>
-            <w:proofErr w:type="spellEnd"/>
           </w:p>
         </w:tc>
         <w:tc>
@@ -635,9 +633,16 @@
           </w:tcPr>
           <w:p>
             <w:pPr>
-              <w:pStyle w:val="a6"/>
-              <w:ind w:left="880"/>
+              <w:rPr>
+                <w:rFonts w:hint="eastAsia"/>
+              </w:rPr>
             </w:pPr>
+            <w:r>
+              <w:rPr>
+                <w:rFonts w:hint="eastAsia"/>
+              </w:rPr>
+              <w:t>- 게임 기획서 초안 작성</w:t>
+            </w:r>
           </w:p>
         </w:tc>
       </w:tr>
@@ -689,6 +694,7 @@
                 <w:bCs/>
               </w:rPr>
             </w:pPr>
+            <w:proofErr w:type="spellStart"/>
             <w:r>
               <w:rPr>
                 <w:rFonts w:hint="eastAsia"/>
@@ -697,6 +703,7 @@
               </w:rPr>
               <w:t>임채은</w:t>
             </w:r>
+            <w:proofErr w:type="spellEnd"/>
           </w:p>
           <w:p>
             <w:pPr>
@@ -801,7 +808,6 @@
                 <w:bCs/>
               </w:rPr>
             </w:pPr>
-            <w:proofErr w:type="spellStart"/>
             <w:r>
               <w:rPr>
                 <w:rFonts w:hint="eastAsia"/>
@@ -810,7 +816,6 @@
               </w:rPr>
               <w:t>윤이하나</w:t>
             </w:r>
-            <w:proofErr w:type="spellEnd"/>
           </w:p>
         </w:tc>
         <w:tc>
@@ -819,9 +824,16 @@
           </w:tcPr>
           <w:p>
             <w:pPr>
-              <w:pStyle w:val="a6"/>
-              <w:ind w:left="880"/>
+              <w:rPr>
+                <w:rFonts w:hint="eastAsia"/>
+              </w:rPr>
             </w:pPr>
+            <w:r>
+              <w:rPr>
+                <w:rFonts w:hint="eastAsia"/>
+              </w:rPr>
+              <w:t>반성) 이번 주 외출할 일이 많아 할 일을 전부 수행하지 못하였다.</w:t>
+            </w:r>
           </w:p>
         </w:tc>
       </w:tr>
@@ -882,6 +894,7 @@
                 <w:bCs/>
               </w:rPr>
             </w:pPr>
+            <w:proofErr w:type="spellStart"/>
             <w:r>
               <w:rPr>
                 <w:rFonts w:hint="eastAsia"/>
@@ -890,6 +903,7 @@
               </w:rPr>
               <w:t>임채은</w:t>
             </w:r>
+            <w:proofErr w:type="spellEnd"/>
           </w:p>
         </w:tc>
         <w:tc>
@@ -977,19 +991,7 @@
               <w:rPr>
                 <w:rFonts w:hint="eastAsia"/>
               </w:rPr>
-              <w:t>)</w:t>
-            </w:r>
-            <w:r>
-              <w:rPr>
-                <w:rFonts w:hint="eastAsia"/>
-              </w:rPr>
-              <w:t>를</w:t>
-            </w:r>
-            <w:r>
-              <w:rPr>
-                <w:rFonts w:hint="eastAsia"/>
-              </w:rPr>
-              <w:t xml:space="preserve"> </w:t>
+              <w:t xml:space="preserve">) </w:t>
             </w:r>
             <w:r>
               <w:rPr>
@@ -1014,19 +1016,7 @@
               <w:rPr>
                 <w:rFonts w:hint="eastAsia"/>
               </w:rPr>
-              <w:t xml:space="preserve"> 생성자</w:t>
-            </w:r>
-            <w:r>
-              <w:rPr>
-                <w:rFonts w:hint="eastAsia"/>
-              </w:rPr>
-              <w:t xml:space="preserve"> 함수</w:t>
-            </w:r>
-            <w:r>
-              <w:rPr>
-                <w:rFonts w:hint="eastAsia"/>
-              </w:rPr>
-              <w:t xml:space="preserve">에서 변경했다. </w:t>
+              <w:t xml:space="preserve"> 생성자에서 변경했다. </w:t>
             </w:r>
             <w:r>
               <w:t>M</w:t>
@@ -1035,31 +1025,7 @@
               <w:rPr>
                 <w:rFonts w:hint="eastAsia"/>
               </w:rPr>
-              <w:t xml:space="preserve">esh의 색을 생성자 매개변수로 </w:t>
-            </w:r>
-            <w:r>
-              <w:rPr>
-                <w:rFonts w:hint="eastAsia"/>
-              </w:rPr>
-              <w:t xml:space="preserve">입력 </w:t>
-            </w:r>
-            <w:r>
-              <w:rPr>
-                <w:rFonts w:hint="eastAsia"/>
-              </w:rPr>
-              <w:t>받</w:t>
-            </w:r>
-            <w:r>
-              <w:rPr>
-                <w:rFonts w:hint="eastAsia"/>
-              </w:rPr>
-              <w:t xml:space="preserve">도록 해서 </w:t>
-            </w:r>
-            <w:r>
-              <w:rPr>
-                <w:rFonts w:hint="eastAsia"/>
-              </w:rPr>
-              <w:t>색을 바꿨다.</w:t>
+              <w:t>esh의 색을 생성자의 매개변수로 입력 받아 색을 바꿨다.</w:t>
             </w:r>
           </w:p>
           <w:p>
@@ -1548,6 +1514,118 @@
     </w:lvl>
   </w:abstractNum>
   <w:abstractNum w:abstractNumId="1" w15:restartNumberingAfterBreak="0">
+    <w:nsid w:val="0A3121E7"/>
+    <w:multiLevelType w:val="hybridMultilevel"/>
+    <w:tmpl w:val="947A97A0"/>
+    <w:lvl w:ilvl="0" w:tplc="A09C2A78">
+      <w:numFmt w:val="bullet"/>
+      <w:lvlText w:val="-"/>
+      <w:lvlJc w:val="left"/>
+      <w:pPr>
+        <w:ind w:left="800" w:hanging="360"/>
+      </w:pPr>
+      <w:rPr>
+        <w:rFonts w:ascii="맑은 고딕" w:eastAsia="맑은 고딕" w:hAnsi="맑은 고딕" w:cstheme="minorBidi" w:hint="eastAsia"/>
+      </w:rPr>
+    </w:lvl>
+    <w:lvl w:ilvl="1" w:tplc="04090003" w:tentative="1">
+      <w:start w:val="1"/>
+      <w:numFmt w:val="bullet"/>
+      <w:lvlText w:val=""/>
+      <w:lvlJc w:val="left"/>
+      <w:pPr>
+        <w:ind w:left="1320" w:hanging="440"/>
+      </w:pPr>
+      <w:rPr>
+        <w:rFonts w:ascii="Wingdings" w:hAnsi="Wingdings" w:hint="default"/>
+      </w:rPr>
+    </w:lvl>
+    <w:lvl w:ilvl="2" w:tplc="04090005" w:tentative="1">
+      <w:start w:val="1"/>
+      <w:numFmt w:val="bullet"/>
+      <w:lvlText w:val=""/>
+      <w:lvlJc w:val="left"/>
+      <w:pPr>
+        <w:ind w:left="1760" w:hanging="440"/>
+      </w:pPr>
+      <w:rPr>
+        <w:rFonts w:ascii="Wingdings" w:hAnsi="Wingdings" w:hint="default"/>
+      </w:rPr>
+    </w:lvl>
+    <w:lvl w:ilvl="3" w:tplc="04090001" w:tentative="1">
+      <w:start w:val="1"/>
+      <w:numFmt w:val="bullet"/>
+      <w:lvlText w:val=""/>
+      <w:lvlJc w:val="left"/>
+      <w:pPr>
+        <w:ind w:left="2200" w:hanging="440"/>
+      </w:pPr>
+      <w:rPr>
+        <w:rFonts w:ascii="Wingdings" w:hAnsi="Wingdings" w:hint="default"/>
+      </w:rPr>
+    </w:lvl>
+    <w:lvl w:ilvl="4" w:tplc="04090003" w:tentative="1">
+      <w:start w:val="1"/>
+      <w:numFmt w:val="bullet"/>
+      <w:lvlText w:val=""/>
+      <w:lvlJc w:val="left"/>
+      <w:pPr>
+        <w:ind w:left="2640" w:hanging="440"/>
+      </w:pPr>
+      <w:rPr>
+        <w:rFonts w:ascii="Wingdings" w:hAnsi="Wingdings" w:hint="default"/>
+      </w:rPr>
+    </w:lvl>
+    <w:lvl w:ilvl="5" w:tplc="04090005" w:tentative="1">
+      <w:start w:val="1"/>
+      <w:numFmt w:val="bullet"/>
+      <w:lvlText w:val=""/>
+      <w:lvlJc w:val="left"/>
+      <w:pPr>
+        <w:ind w:left="3080" w:hanging="440"/>
+      </w:pPr>
+      <w:rPr>
+        <w:rFonts w:ascii="Wingdings" w:hAnsi="Wingdings" w:hint="default"/>
+      </w:rPr>
+    </w:lvl>
+    <w:lvl w:ilvl="6" w:tplc="04090001" w:tentative="1">
+      <w:start w:val="1"/>
+      <w:numFmt w:val="bullet"/>
+      <w:lvlText w:val=""/>
+      <w:lvlJc w:val="left"/>
+      <w:pPr>
+        <w:ind w:left="3520" w:hanging="440"/>
+      </w:pPr>
+      <w:rPr>
+        <w:rFonts w:ascii="Wingdings" w:hAnsi="Wingdings" w:hint="default"/>
+      </w:rPr>
+    </w:lvl>
+    <w:lvl w:ilvl="7" w:tplc="04090003" w:tentative="1">
+      <w:start w:val="1"/>
+      <w:numFmt w:val="bullet"/>
+      <w:lvlText w:val=""/>
+      <w:lvlJc w:val="left"/>
+      <w:pPr>
+        <w:ind w:left="3960" w:hanging="440"/>
+      </w:pPr>
+      <w:rPr>
+        <w:rFonts w:ascii="Wingdings" w:hAnsi="Wingdings" w:hint="default"/>
+      </w:rPr>
+    </w:lvl>
+    <w:lvl w:ilvl="8" w:tplc="04090005" w:tentative="1">
+      <w:start w:val="1"/>
+      <w:numFmt w:val="bullet"/>
+      <w:lvlText w:val=""/>
+      <w:lvlJc w:val="left"/>
+      <w:pPr>
+        <w:ind w:left="4400" w:hanging="440"/>
+      </w:pPr>
+      <w:rPr>
+        <w:rFonts w:ascii="Wingdings" w:hAnsi="Wingdings" w:hint="default"/>
+      </w:rPr>
+    </w:lvl>
+  </w:abstractNum>
+  <w:abstractNum w:abstractNumId="2" w15:restartNumberingAfterBreak="0">
     <w:nsid w:val="0D1D3666"/>
     <w:multiLevelType w:val="hybridMultilevel"/>
     <w:tmpl w:val="6D2CA8DE"/>
@@ -1659,7 +1737,119 @@
       </w:rPr>
     </w:lvl>
   </w:abstractNum>
-  <w:abstractNum w:abstractNumId="2" w15:restartNumberingAfterBreak="0">
+  <w:abstractNum w:abstractNumId="3" w15:restartNumberingAfterBreak="0">
+    <w:nsid w:val="12ED2F3D"/>
+    <w:multiLevelType w:val="hybridMultilevel"/>
+    <w:tmpl w:val="18A24D7C"/>
+    <w:lvl w:ilvl="0" w:tplc="C4AC8802">
+      <w:numFmt w:val="bullet"/>
+      <w:lvlText w:val="-"/>
+      <w:lvlJc w:val="left"/>
+      <w:pPr>
+        <w:ind w:left="800" w:hanging="360"/>
+      </w:pPr>
+      <w:rPr>
+        <w:rFonts w:ascii="맑은 고딕" w:eastAsia="맑은 고딕" w:hAnsi="맑은 고딕" w:cstheme="minorBidi" w:hint="eastAsia"/>
+      </w:rPr>
+    </w:lvl>
+    <w:lvl w:ilvl="1" w:tplc="04090003" w:tentative="1">
+      <w:start w:val="1"/>
+      <w:numFmt w:val="bullet"/>
+      <w:lvlText w:val=""/>
+      <w:lvlJc w:val="left"/>
+      <w:pPr>
+        <w:ind w:left="1320" w:hanging="440"/>
+      </w:pPr>
+      <w:rPr>
+        <w:rFonts w:ascii="Wingdings" w:hAnsi="Wingdings" w:hint="default"/>
+      </w:rPr>
+    </w:lvl>
+    <w:lvl w:ilvl="2" w:tplc="04090005" w:tentative="1">
+      <w:start w:val="1"/>
+      <w:numFmt w:val="bullet"/>
+      <w:lvlText w:val=""/>
+      <w:lvlJc w:val="left"/>
+      <w:pPr>
+        <w:ind w:left="1760" w:hanging="440"/>
+      </w:pPr>
+      <w:rPr>
+        <w:rFonts w:ascii="Wingdings" w:hAnsi="Wingdings" w:hint="default"/>
+      </w:rPr>
+    </w:lvl>
+    <w:lvl w:ilvl="3" w:tplc="04090001" w:tentative="1">
+      <w:start w:val="1"/>
+      <w:numFmt w:val="bullet"/>
+      <w:lvlText w:val=""/>
+      <w:lvlJc w:val="left"/>
+      <w:pPr>
+        <w:ind w:left="2200" w:hanging="440"/>
+      </w:pPr>
+      <w:rPr>
+        <w:rFonts w:ascii="Wingdings" w:hAnsi="Wingdings" w:hint="default"/>
+      </w:rPr>
+    </w:lvl>
+    <w:lvl w:ilvl="4" w:tplc="04090003" w:tentative="1">
+      <w:start w:val="1"/>
+      <w:numFmt w:val="bullet"/>
+      <w:lvlText w:val=""/>
+      <w:lvlJc w:val="left"/>
+      <w:pPr>
+        <w:ind w:left="2640" w:hanging="440"/>
+      </w:pPr>
+      <w:rPr>
+        <w:rFonts w:ascii="Wingdings" w:hAnsi="Wingdings" w:hint="default"/>
+      </w:rPr>
+    </w:lvl>
+    <w:lvl w:ilvl="5" w:tplc="04090005" w:tentative="1">
+      <w:start w:val="1"/>
+      <w:numFmt w:val="bullet"/>
+      <w:lvlText w:val=""/>
+      <w:lvlJc w:val="left"/>
+      <w:pPr>
+        <w:ind w:left="3080" w:hanging="440"/>
+      </w:pPr>
+      <w:rPr>
+        <w:rFonts w:ascii="Wingdings" w:hAnsi="Wingdings" w:hint="default"/>
+      </w:rPr>
+    </w:lvl>
+    <w:lvl w:ilvl="6" w:tplc="04090001" w:tentative="1">
+      <w:start w:val="1"/>
+      <w:numFmt w:val="bullet"/>
+      <w:lvlText w:val=""/>
+      <w:lvlJc w:val="left"/>
+      <w:pPr>
+        <w:ind w:left="3520" w:hanging="440"/>
+      </w:pPr>
+      <w:rPr>
+        <w:rFonts w:ascii="Wingdings" w:hAnsi="Wingdings" w:hint="default"/>
+      </w:rPr>
+    </w:lvl>
+    <w:lvl w:ilvl="7" w:tplc="04090003" w:tentative="1">
+      <w:start w:val="1"/>
+      <w:numFmt w:val="bullet"/>
+      <w:lvlText w:val=""/>
+      <w:lvlJc w:val="left"/>
+      <w:pPr>
+        <w:ind w:left="3960" w:hanging="440"/>
+      </w:pPr>
+      <w:rPr>
+        <w:rFonts w:ascii="Wingdings" w:hAnsi="Wingdings" w:hint="default"/>
+      </w:rPr>
+    </w:lvl>
+    <w:lvl w:ilvl="8" w:tplc="04090005" w:tentative="1">
+      <w:start w:val="1"/>
+      <w:numFmt w:val="bullet"/>
+      <w:lvlText w:val=""/>
+      <w:lvlJc w:val="left"/>
+      <w:pPr>
+        <w:ind w:left="4400" w:hanging="440"/>
+      </w:pPr>
+      <w:rPr>
+        <w:rFonts w:ascii="Wingdings" w:hAnsi="Wingdings" w:hint="default"/>
+      </w:rPr>
+    </w:lvl>
+  </w:abstractNum>
+  <w:abstractNum w:abstractNumId="4" w15:restartNumberingAfterBreak="0">
     <w:nsid w:val="19811F58"/>
     <w:multiLevelType w:val="hybridMultilevel"/>
     <w:tmpl w:val="6F629ACA"/>
@@ -1772,7 +1962,7 @@
       </w:rPr>
     </w:lvl>
   </w:abstractNum>
-  <w:abstractNum w:abstractNumId="3" w15:restartNumberingAfterBreak="0">
+  <w:abstractNum w:abstractNumId="5" w15:restartNumberingAfterBreak="0">
     <w:nsid w:val="1A3D51DD"/>
     <w:multiLevelType w:val="hybridMultilevel"/>
     <w:tmpl w:val="AB6AAB92"/>
@@ -1885,7 +2075,7 @@
       </w:rPr>
     </w:lvl>
   </w:abstractNum>
-  <w:abstractNum w:abstractNumId="4" w15:restartNumberingAfterBreak="0">
+  <w:abstractNum w:abstractNumId="6" w15:restartNumberingAfterBreak="0">
     <w:nsid w:val="1B1F2740"/>
     <w:multiLevelType w:val="hybridMultilevel"/>
     <w:tmpl w:val="989290C0"/>
@@ -1997,7 +2187,7 @@
       </w:rPr>
     </w:lvl>
   </w:abstractNum>
-  <w:abstractNum w:abstractNumId="5" w15:restartNumberingAfterBreak="0">
+  <w:abstractNum w:abstractNumId="7" w15:restartNumberingAfterBreak="0">
     <w:nsid w:val="235E1696"/>
     <w:multiLevelType w:val="hybridMultilevel"/>
     <w:tmpl w:val="703E5A66"/>
@@ -2110,7 +2300,7 @@
       </w:rPr>
     </w:lvl>
   </w:abstractNum>
-  <w:abstractNum w:abstractNumId="6" w15:restartNumberingAfterBreak="0">
+  <w:abstractNum w:abstractNumId="8" w15:restartNumberingAfterBreak="0">
     <w:nsid w:val="251C59CD"/>
     <w:multiLevelType w:val="hybridMultilevel"/>
     <w:tmpl w:val="A54E38BA"/>
@@ -2199,7 +2389,7 @@
       </w:pPr>
     </w:lvl>
   </w:abstractNum>
-  <w:abstractNum w:abstractNumId="7" w15:restartNumberingAfterBreak="0">
+  <w:abstractNum w:abstractNumId="9" w15:restartNumberingAfterBreak="0">
     <w:nsid w:val="303650AD"/>
     <w:multiLevelType w:val="hybridMultilevel"/>
     <w:tmpl w:val="29ECA6AE"/>
@@ -2312,7 +2502,343 @@
       </w:rPr>
     </w:lvl>
   </w:abstractNum>
-  <w:abstractNum w:abstractNumId="8" w15:restartNumberingAfterBreak="0">
+  <w:abstractNum w:abstractNumId="10" w15:restartNumberingAfterBreak="0">
+    <w:nsid w:val="3EA61E68"/>
+    <w:multiLevelType w:val="hybridMultilevel"/>
+    <w:tmpl w:val="A31876D6"/>
+    <w:lvl w:ilvl="0" w:tplc="5F1079B6">
+      <w:numFmt w:val="bullet"/>
+      <w:lvlText w:val="-"/>
+      <w:lvlJc w:val="left"/>
+      <w:pPr>
+        <w:ind w:left="800" w:hanging="360"/>
+      </w:pPr>
+      <w:rPr>
+        <w:rFonts w:ascii="맑은 고딕" w:eastAsia="맑은 고딕" w:hAnsi="맑은 고딕" w:cstheme="minorBidi" w:hint="eastAsia"/>
+      </w:rPr>
+    </w:lvl>
+    <w:lvl w:ilvl="1" w:tplc="04090003" w:tentative="1">
+      <w:start w:val="1"/>
+      <w:numFmt w:val="bullet"/>
+      <w:lvlText w:val=""/>
+      <w:lvlJc w:val="left"/>
+      <w:pPr>
+        <w:ind w:left="1320" w:hanging="440"/>
+      </w:pPr>
+      <w:rPr>
+        <w:rFonts w:ascii="Wingdings" w:hAnsi="Wingdings" w:hint="default"/>
+      </w:rPr>
+    </w:lvl>
+    <w:lvl w:ilvl="2" w:tplc="04090005" w:tentative="1">
+      <w:start w:val="1"/>
+      <w:numFmt w:val="bullet"/>
+      <w:lvlText w:val=""/>
+      <w:lvlJc w:val="left"/>
+      <w:pPr>
+        <w:ind w:left="1760" w:hanging="440"/>
+      </w:pPr>
+      <w:rPr>
+        <w:rFonts w:ascii="Wingdings" w:hAnsi="Wingdings" w:hint="default"/>
+      </w:rPr>
+    </w:lvl>
+    <w:lvl w:ilvl="3" w:tplc="04090001" w:tentative="1">
+      <w:start w:val="1"/>
+      <w:numFmt w:val="bullet"/>
+      <w:lvlText w:val=""/>
+      <w:lvlJc w:val="left"/>
+      <w:pPr>
+        <w:ind w:left="2200" w:hanging="440"/>
+      </w:pPr>
+      <w:rPr>
+        <w:rFonts w:ascii="Wingdings" w:hAnsi="Wingdings" w:hint="default"/>
+      </w:rPr>
+    </w:lvl>
+    <w:lvl w:ilvl="4" w:tplc="04090003" w:tentative="1">
+      <w:start w:val="1"/>
+      <w:numFmt w:val="bullet"/>
+      <w:lvlText w:val=""/>
+      <w:lvlJc w:val="left"/>
+      <w:pPr>
+        <w:ind w:left="2640" w:hanging="440"/>
+      </w:pPr>
+      <w:rPr>
+        <w:rFonts w:ascii="Wingdings" w:hAnsi="Wingdings" w:hint="default"/>
+      </w:rPr>
+    </w:lvl>
+    <w:lvl w:ilvl="5" w:tplc="04090005" w:tentative="1">
+      <w:start w:val="1"/>
+      <w:numFmt w:val="bullet"/>
+      <w:lvlText w:val=""/>
+      <w:lvlJc w:val="left"/>
+      <w:pPr>
+        <w:ind w:left="3080" w:hanging="440"/>
+      </w:pPr>
+      <w:rPr>
+        <w:rFonts w:ascii="Wingdings" w:hAnsi="Wingdings" w:hint="default"/>
+      </w:rPr>
+    </w:lvl>
+    <w:lvl w:ilvl="6" w:tplc="04090001" w:tentative="1">
+      <w:start w:val="1"/>
+      <w:numFmt w:val="bullet"/>
+      <w:lvlText w:val=""/>
+      <w:lvlJc w:val="left"/>
+      <w:pPr>
+        <w:ind w:left="3520" w:hanging="440"/>
+      </w:pPr>
+      <w:rPr>
+        <w:rFonts w:ascii="Wingdings" w:hAnsi="Wingdings" w:hint="default"/>
+      </w:rPr>
+    </w:lvl>
+    <w:lvl w:ilvl="7" w:tplc="04090003" w:tentative="1">
+      <w:start w:val="1"/>
+      <w:numFmt w:val="bullet"/>
+      <w:lvlText w:val=""/>
+      <w:lvlJc w:val="left"/>
+      <w:pPr>
+        <w:ind w:left="3960" w:hanging="440"/>
+      </w:pPr>
+      <w:rPr>
+        <w:rFonts w:ascii="Wingdings" w:hAnsi="Wingdings" w:hint="default"/>
+      </w:rPr>
+    </w:lvl>
+    <w:lvl w:ilvl="8" w:tplc="04090005" w:tentative="1">
+      <w:start w:val="1"/>
+      <w:numFmt w:val="bullet"/>
+      <w:lvlText w:val=""/>
+      <w:lvlJc w:val="left"/>
+      <w:pPr>
+        <w:ind w:left="4400" w:hanging="440"/>
+      </w:pPr>
+      <w:rPr>
+        <w:rFonts w:ascii="Wingdings" w:hAnsi="Wingdings" w:hint="default"/>
+      </w:rPr>
+    </w:lvl>
+  </w:abstractNum>
+  <w:abstractNum w:abstractNumId="11" w15:restartNumberingAfterBreak="0">
+    <w:nsid w:val="42840F04"/>
+    <w:multiLevelType w:val="hybridMultilevel"/>
+    <w:tmpl w:val="01CAF8A8"/>
+    <w:lvl w:ilvl="0" w:tplc="CCCEBA78">
+      <w:numFmt w:val="bullet"/>
+      <w:lvlText w:val="-"/>
+      <w:lvlJc w:val="left"/>
+      <w:pPr>
+        <w:ind w:left="800" w:hanging="360"/>
+      </w:pPr>
+      <w:rPr>
+        <w:rFonts w:ascii="맑은 고딕" w:eastAsia="맑은 고딕" w:hAnsi="맑은 고딕" w:cstheme="minorBidi" w:hint="eastAsia"/>
+      </w:rPr>
+    </w:lvl>
+    <w:lvl w:ilvl="1" w:tplc="04090003" w:tentative="1">
+      <w:start w:val="1"/>
+      <w:numFmt w:val="bullet"/>
+      <w:lvlText w:val=""/>
+      <w:lvlJc w:val="left"/>
+      <w:pPr>
+        <w:ind w:left="1320" w:hanging="440"/>
+      </w:pPr>
+      <w:rPr>
+        <w:rFonts w:ascii="Wingdings" w:hAnsi="Wingdings" w:hint="default"/>
+      </w:rPr>
+    </w:lvl>
+    <w:lvl w:ilvl="2" w:tplc="04090005" w:tentative="1">
+      <w:start w:val="1"/>
+      <w:numFmt w:val="bullet"/>
+      <w:lvlText w:val=""/>
+      <w:lvlJc w:val="left"/>
+      <w:pPr>
+        <w:ind w:left="1760" w:hanging="440"/>
+      </w:pPr>
+      <w:rPr>
+        <w:rFonts w:ascii="Wingdings" w:hAnsi="Wingdings" w:hint="default"/>
+      </w:rPr>
+    </w:lvl>
+    <w:lvl w:ilvl="3" w:tplc="04090001" w:tentative="1">
+      <w:start w:val="1"/>
+      <w:numFmt w:val="bullet"/>
+      <w:lvlText w:val=""/>
+      <w:lvlJc w:val="left"/>
+      <w:pPr>
+        <w:ind w:left="2200" w:hanging="440"/>
+      </w:pPr>
+      <w:rPr>
+        <w:rFonts w:ascii="Wingdings" w:hAnsi="Wingdings" w:hint="default"/>
+      </w:rPr>
+    </w:lvl>
+    <w:lvl w:ilvl="4" w:tplc="04090003" w:tentative="1">
+      <w:start w:val="1"/>
+      <w:numFmt w:val="bullet"/>
+      <w:lvlText w:val=""/>
+      <w:lvlJc w:val="left"/>
+      <w:pPr>
+        <w:ind w:left="2640" w:hanging="440"/>
+      </w:pPr>
+      <w:rPr>
+        <w:rFonts w:ascii="Wingdings" w:hAnsi="Wingdings" w:hint="default"/>
+      </w:rPr>
+    </w:lvl>
+    <w:lvl w:ilvl="5" w:tplc="04090005" w:tentative="1">
+      <w:start w:val="1"/>
+      <w:numFmt w:val="bullet"/>
+      <w:lvlText w:val=""/>
+      <w:lvlJc w:val="left"/>
+      <w:pPr>
+        <w:ind w:left="3080" w:hanging="440"/>
+      </w:pPr>
+      <w:rPr>
+        <w:rFonts w:ascii="Wingdings" w:hAnsi="Wingdings" w:hint="default"/>
+      </w:rPr>
+    </w:lvl>
+    <w:lvl w:ilvl="6" w:tplc="04090001" w:tentative="1">
+      <w:start w:val="1"/>
+      <w:numFmt w:val="bullet"/>
+      <w:lvlText w:val=""/>
+      <w:lvlJc w:val="left"/>
+      <w:pPr>
+        <w:ind w:left="3520" w:hanging="440"/>
+      </w:pPr>
+      <w:rPr>
+        <w:rFonts w:ascii="Wingdings" w:hAnsi="Wingdings" w:hint="default"/>
+      </w:rPr>
+    </w:lvl>
+    <w:lvl w:ilvl="7" w:tplc="04090003" w:tentative="1">
+      <w:start w:val="1"/>
+      <w:numFmt w:val="bullet"/>
+      <w:lvlText w:val=""/>
+      <w:lvlJc w:val="left"/>
+      <w:pPr>
+        <w:ind w:left="3960" w:hanging="440"/>
+      </w:pPr>
+      <w:rPr>
+        <w:rFonts w:ascii="Wingdings" w:hAnsi="Wingdings" w:hint="default"/>
+      </w:rPr>
+    </w:lvl>
+    <w:lvl w:ilvl="8" w:tplc="04090005" w:tentative="1">
+      <w:start w:val="1"/>
+      <w:numFmt w:val="bullet"/>
+      <w:lvlText w:val=""/>
+      <w:lvlJc w:val="left"/>
+      <w:pPr>
+        <w:ind w:left="4400" w:hanging="440"/>
+      </w:pPr>
+      <w:rPr>
+        <w:rFonts w:ascii="Wingdings" w:hAnsi="Wingdings" w:hint="default"/>
+      </w:rPr>
+    </w:lvl>
+  </w:abstractNum>
+  <w:abstractNum w:abstractNumId="12" w15:restartNumberingAfterBreak="0">
+    <w:nsid w:val="494473B0"/>
+    <w:multiLevelType w:val="hybridMultilevel"/>
+    <w:tmpl w:val="36248A9E"/>
+    <w:lvl w:ilvl="0" w:tplc="FCC4A8A4">
+      <w:numFmt w:val="bullet"/>
+      <w:lvlText w:val="-"/>
+      <w:lvlJc w:val="left"/>
+      <w:pPr>
+        <w:ind w:left="800" w:hanging="360"/>
+      </w:pPr>
+      <w:rPr>
+        <w:rFonts w:ascii="맑은 고딕" w:eastAsia="맑은 고딕" w:hAnsi="맑은 고딕" w:cstheme="minorBidi" w:hint="eastAsia"/>
+      </w:rPr>
+    </w:lvl>
+    <w:lvl w:ilvl="1" w:tplc="04090003" w:tentative="1">
+      <w:start w:val="1"/>
+      <w:numFmt w:val="bullet"/>
+      <w:lvlText w:val=""/>
+      <w:lvlJc w:val="left"/>
+      <w:pPr>
+        <w:ind w:left="1320" w:hanging="440"/>
+      </w:pPr>
+      <w:rPr>
+        <w:rFonts w:ascii="Wingdings" w:hAnsi="Wingdings" w:hint="default"/>
+      </w:rPr>
+    </w:lvl>
+    <w:lvl w:ilvl="2" w:tplc="04090005" w:tentative="1">
+      <w:start w:val="1"/>
+      <w:numFmt w:val="bullet"/>
+      <w:lvlText w:val=""/>
+      <w:lvlJc w:val="left"/>
+      <w:pPr>
+        <w:ind w:left="1760" w:hanging="440"/>
+      </w:pPr>
+      <w:rPr>
+        <w:rFonts w:ascii="Wingdings" w:hAnsi="Wingdings" w:hint="default"/>
+      </w:rPr>
+    </w:lvl>
+    <w:lvl w:ilvl="3" w:tplc="04090001" w:tentative="1">
+      <w:start w:val="1"/>
+      <w:numFmt w:val="bullet"/>
+      <w:lvlText w:val=""/>
+      <w:lvlJc w:val="left"/>
+      <w:pPr>
+        <w:ind w:left="2200" w:hanging="440"/>
+      </w:pPr>
+      <w:rPr>
+        <w:rFonts w:ascii="Wingdings" w:hAnsi="Wingdings" w:hint="default"/>
+      </w:rPr>
+    </w:lvl>
+    <w:lvl w:ilvl="4" w:tplc="04090003" w:tentative="1">
+      <w:start w:val="1"/>
+      <w:numFmt w:val="bullet"/>
+      <w:lvlText w:val=""/>
+      <w:lvlJc w:val="left"/>
+      <w:pPr>
+        <w:ind w:left="2640" w:hanging="440"/>
+      </w:pPr>
+      <w:rPr>
+        <w:rFonts w:ascii="Wingdings" w:hAnsi="Wingdings" w:hint="default"/>
+      </w:rPr>
+    </w:lvl>
+    <w:lvl w:ilvl="5" w:tplc="04090005" w:tentative="1">
+      <w:start w:val="1"/>
+      <w:numFmt w:val="bullet"/>
+      <w:lvlText w:val=""/>
+      <w:lvlJc w:val="left"/>
+      <w:pPr>
+        <w:ind w:left="3080" w:hanging="440"/>
+      </w:pPr>
+      <w:rPr>
+        <w:rFonts w:ascii="Wingdings" w:hAnsi="Wingdings" w:hint="default"/>
+      </w:rPr>
+    </w:lvl>
+    <w:lvl w:ilvl="6" w:tplc="04090001" w:tentative="1">
+      <w:start w:val="1"/>
+      <w:numFmt w:val="bullet"/>
+      <w:lvlText w:val=""/>
+      <w:lvlJc w:val="left"/>
+      <w:pPr>
+        <w:ind w:left="3520" w:hanging="440"/>
+      </w:pPr>
+      <w:rPr>
+        <w:rFonts w:ascii="Wingdings" w:hAnsi="Wingdings" w:hint="default"/>
+      </w:rPr>
+    </w:lvl>
+    <w:lvl w:ilvl="7" w:tplc="04090003" w:tentative="1">
+      <w:start w:val="1"/>
+      <w:numFmt w:val="bullet"/>
+      <w:lvlText w:val=""/>
+      <w:lvlJc w:val="left"/>
+      <w:pPr>
+        <w:ind w:left="3960" w:hanging="440"/>
+      </w:pPr>
+      <w:rPr>
+        <w:rFonts w:ascii="Wingdings" w:hAnsi="Wingdings" w:hint="default"/>
+      </w:rPr>
+    </w:lvl>
+    <w:lvl w:ilvl="8" w:tplc="04090005" w:tentative="1">
+      <w:start w:val="1"/>
+      <w:numFmt w:val="bullet"/>
+      <w:lvlText w:val=""/>
+      <w:lvlJc w:val="left"/>
+      <w:pPr>
+        <w:ind w:left="4400" w:hanging="440"/>
+      </w:pPr>
+      <w:rPr>
+        <w:rFonts w:ascii="Wingdings" w:hAnsi="Wingdings" w:hint="default"/>
+      </w:rPr>
+    </w:lvl>
+  </w:abstractNum>
+  <w:abstractNum w:abstractNumId="13" w15:restartNumberingAfterBreak="0">
     <w:nsid w:val="498110B5"/>
     <w:multiLevelType w:val="hybridMultilevel"/>
     <w:tmpl w:val="60D435F4"/>
@@ -2425,7 +2951,7 @@
       </w:rPr>
     </w:lvl>
   </w:abstractNum>
-  <w:abstractNum w:abstractNumId="9" w15:restartNumberingAfterBreak="0">
+  <w:abstractNum w:abstractNumId="14" w15:restartNumberingAfterBreak="0">
     <w:nsid w:val="4DA45559"/>
     <w:multiLevelType w:val="hybridMultilevel"/>
     <w:tmpl w:val="F394F856"/>
@@ -2538,7 +3064,7 @@
       </w:rPr>
     </w:lvl>
   </w:abstractNum>
-  <w:abstractNum w:abstractNumId="10" w15:restartNumberingAfterBreak="0">
+  <w:abstractNum w:abstractNumId="15" w15:restartNumberingAfterBreak="0">
     <w:nsid w:val="51C233A6"/>
     <w:multiLevelType w:val="hybridMultilevel"/>
     <w:tmpl w:val="39DCFBB6"/>
@@ -2651,7 +3177,7 @@
       </w:rPr>
     </w:lvl>
   </w:abstractNum>
-  <w:abstractNum w:abstractNumId="11" w15:restartNumberingAfterBreak="0">
+  <w:abstractNum w:abstractNumId="16" w15:restartNumberingAfterBreak="0">
     <w:nsid w:val="5B1C0BD1"/>
     <w:multiLevelType w:val="hybridMultilevel"/>
     <w:tmpl w:val="FD788EF6"/>
@@ -2764,7 +3290,7 @@
       </w:rPr>
     </w:lvl>
   </w:abstractNum>
-  <w:abstractNum w:abstractNumId="12" w15:restartNumberingAfterBreak="0">
+  <w:abstractNum w:abstractNumId="17" w15:restartNumberingAfterBreak="0">
     <w:nsid w:val="5F690054"/>
     <w:multiLevelType w:val="hybridMultilevel"/>
     <w:tmpl w:val="96E68EA8"/>
@@ -2876,7 +3402,7 @@
       </w:rPr>
     </w:lvl>
   </w:abstractNum>
-  <w:abstractNum w:abstractNumId="13" w15:restartNumberingAfterBreak="0">
+  <w:abstractNum w:abstractNumId="18" w15:restartNumberingAfterBreak="0">
     <w:nsid w:val="6F293BD1"/>
     <w:multiLevelType w:val="hybridMultilevel"/>
     <w:tmpl w:val="EBCA6370"/>
@@ -2989,7 +3515,7 @@
       </w:rPr>
     </w:lvl>
   </w:abstractNum>
-  <w:abstractNum w:abstractNumId="14" w15:restartNumberingAfterBreak="0">
+  <w:abstractNum w:abstractNumId="19" w15:restartNumberingAfterBreak="0">
     <w:nsid w:val="772C2A2F"/>
     <w:multiLevelType w:val="hybridMultilevel"/>
     <w:tmpl w:val="2CE498A6"/>
@@ -3103,49 +3629,64 @@
     </w:lvl>
   </w:abstractNum>
   <w:num w:numId="1" w16cid:durableId="1396316752">
-    <w:abstractNumId w:val="3"/>
+    <w:abstractNumId w:val="5"/>
   </w:num>
   <w:num w:numId="2" w16cid:durableId="1262757673">
-    <w:abstractNumId w:val="5"/>
+    <w:abstractNumId w:val="7"/>
   </w:num>
   <w:num w:numId="3" w16cid:durableId="1297416320">
     <w:abstractNumId w:val="0"/>
   </w:num>
   <w:num w:numId="4" w16cid:durableId="579826999">
+    <w:abstractNumId w:val="14"/>
+  </w:num>
+  <w:num w:numId="5" w16cid:durableId="1946766353">
     <w:abstractNumId w:val="9"/>
   </w:num>
-  <w:num w:numId="5" w16cid:durableId="1946766353">
-    <w:abstractNumId w:val="7"/>
+  <w:num w:numId="6" w16cid:durableId="1009792160">
+    <w:abstractNumId w:val="4"/>
   </w:num>
-  <w:num w:numId="6" w16cid:durableId="1009792160">
+  <w:num w:numId="7" w16cid:durableId="391081035">
+    <w:abstractNumId w:val="18"/>
+  </w:num>
+  <w:num w:numId="8" w16cid:durableId="1820337830">
+    <w:abstractNumId w:val="19"/>
+  </w:num>
+  <w:num w:numId="9" w16cid:durableId="53044173">
+    <w:abstractNumId w:val="15"/>
+  </w:num>
+  <w:num w:numId="10" w16cid:durableId="2133786862">
+    <w:abstractNumId w:val="16"/>
+  </w:num>
+  <w:num w:numId="11" w16cid:durableId="500700888">
+    <w:abstractNumId w:val="8"/>
+  </w:num>
+  <w:num w:numId="12" w16cid:durableId="1036740034">
+    <w:abstractNumId w:val="13"/>
+  </w:num>
+  <w:num w:numId="13" w16cid:durableId="1863784329">
+    <w:abstractNumId w:val="17"/>
+  </w:num>
+  <w:num w:numId="14" w16cid:durableId="1119030764">
+    <w:abstractNumId w:val="6"/>
+  </w:num>
+  <w:num w:numId="15" w16cid:durableId="1023747320">
     <w:abstractNumId w:val="2"/>
   </w:num>
-  <w:num w:numId="7" w16cid:durableId="391081035">
-    <w:abstractNumId w:val="13"/>
-  </w:num>
-  <w:num w:numId="8" w16cid:durableId="1820337830">
-    <w:abstractNumId w:val="14"/>
-  </w:num>
-  <w:num w:numId="9" w16cid:durableId="53044173">
+  <w:num w:numId="16" w16cid:durableId="157890494">
     <w:abstractNumId w:val="10"/>
   </w:num>
-  <w:num w:numId="10" w16cid:durableId="2133786862">
+  <w:num w:numId="17" w16cid:durableId="308750314">
     <w:abstractNumId w:val="11"/>
   </w:num>
-  <w:num w:numId="11" w16cid:durableId="500700888">
-    <w:abstractNumId w:val="6"/>
-  </w:num>
-  <w:num w:numId="12" w16cid:durableId="1036740034">
-    <w:abstractNumId w:val="8"/>
-  </w:num>
-  <w:num w:numId="13" w16cid:durableId="1863784329">
+  <w:num w:numId="18" w16cid:durableId="556284971">
     <w:abstractNumId w:val="12"/>
   </w:num>
-  <w:num w:numId="14" w16cid:durableId="1119030764">
-    <w:abstractNumId w:val="4"/>
+  <w:num w:numId="19" w16cid:durableId="1838182472">
+    <w:abstractNumId w:val="1"/>
   </w:num>
-  <w:num w:numId="15" w16cid:durableId="1023747320">
-    <w:abstractNumId w:val="1"/>
+  <w:num w:numId="20" w16cid:durableId="2081632231">
+    <w:abstractNumId w:val="3"/>
   </w:num>
 </w:numbering>
 </file>
